--- a/experiments/report_machine/office/output/青岛港/20260729_青岛港_midday.docx
+++ b/experiments/report_machine/office/output/青岛港/20260729_青岛港_midday.docx
@@ -2,22 +2,6 @@
 <file path=word/document.xml><?xml version="1.0" encoding="utf-8"?>
 <w:document xmlns:wpc="http://schemas.microsoft.com/office/word/2010/wordprocessingCanvas" xmlns:mo="http://schemas.microsoft.com/office/mac/office/2008/main" xmlns:mc="http://schemas.openxmlformats.org/markup-compatibility/2006" xmlns:mv="urn:schemas-microsoft-com:mac:vml" xmlns:o="urn:schemas-microsoft-com:office:office" xmlns:r="http://schemas.openxmlformats.org/officeDocument/2006/relationships" xmlns:m="http://schemas.openxmlformats.org/officeDocument/2006/math" xmlns:v="urn:schemas-microsoft-com:vml" xmlns:wp14="http://schemas.microsoft.com/office/word/2010/wordprocessingDrawing" xmlns:wp="http://schemas.openxmlformats.org/drawingml/2006/wordprocessingDrawing" xmlns:w10="urn:schemas-microsoft-com:office:word" xmlns:w="http://schemas.openxmlformats.org/wordprocessingml/2006/main" xmlns:w14="http://schemas.microsoft.com/office/word/2010/wordml" xmlns:wpg="http://schemas.microsoft.com/office/word/2010/wordprocessingGroup" xmlns:wpi="http://schemas.microsoft.com/office/word/2010/wordprocessingInk" xmlns:wne="http://schemas.microsoft.com/office/word/2006/wordml" xmlns:wps="http://schemas.microsoft.com/office/word/2010/wordprocessingShape" mc:Ignorable="w14 wp14">
   <w:body>
-    <w:p>
-      <w:r>
-        <w:rPr>
-          <w:rFonts w:ascii="Microsoft YaHei" w:hAnsi="Microsoft YaHei"/>
-        </w:rPr>
-        <w:t>正文获取失败，我将基于标题摘要和已有数据进行综合分析。以下是完整的午间分析报告。</w:t>
-      </w:r>
-    </w:p>
-    <w:p>
-      <w:pPr>
-        <w:spacing w:before="240" w:after="240"/>
-        <w:pBdr>
-          <w:bottom w:val="single" w:sz="4" w:space="1" w:color="D0D7DE"/>
-        </w:pBdr>
-      </w:pPr>
-    </w:p>
     <w:p>
       <w:pPr>
         <w:spacing w:before="480" w:after="80" w:line="288" w:lineRule="auto"/>
@@ -33,16 +17,6 @@
           <w:sz w:val="36"/>
         </w:rPr>
         <w:t>青岛港（601298.SH）午间分析报告</w:t>
-      </w:r>
-    </w:p>
-    <w:p>
-      <w:r>
-        <w:rPr>
-          <w:rFonts w:ascii="Microsoft YaHei" w:hAnsi="Microsoft YaHei"/>
-          <w:b/>
-          <w:color w:val="1A1A1A"/>
-        </w:rPr>
-        <w:t>报告时间：2026年7月29日 11:30</w:t>
       </w:r>
     </w:p>
     <w:p>
@@ -75,7 +49,7 @@
         <w:rPr>
           <w:rFonts w:ascii="Microsoft YaHei" w:hAnsi="Microsoft YaHei"/>
         </w:rPr>
-        <w:t xml:space="preserve">今日全市场情绪回暖，上涨占比 </w:t>
+        <w:t xml:space="preserve">今日全市场情绪高涨，市场热度 </w:t>
       </w:r>
       <w:r>
         <w:rPr>
@@ -83,13 +57,13 @@
           <w:b/>
           <w:color w:val="1A1A1A"/>
         </w:rPr>
-        <w:t>79%</w:t>
+        <w:t>68（高）</w:t>
       </w:r>
       <w:r>
         <w:rPr>
           <w:rFonts w:ascii="Microsoft YaHei" w:hAnsi="Microsoft YaHei"/>
         </w:rPr>
-        <w:t xml:space="preserve">，两市成交额达 </w:t>
+        <w:t xml:space="preserve">，上涨占比达 </w:t>
       </w:r>
       <w:r>
         <w:rPr>
@@ -97,13 +71,13 @@
           <w:b/>
           <w:color w:val="1A1A1A"/>
         </w:rPr>
-        <w:t>1.46万亿</w:t>
+        <w:t>83%</w:t>
       </w:r>
       <w:r>
         <w:rPr>
           <w:rFonts w:ascii="Microsoft YaHei" w:hAnsi="Microsoft YaHei"/>
         </w:rPr>
-        <w:t xml:space="preserve">（较前一交易日放大 +1549亿），题材活跃度较高。涨停梯队方面，一板50只（晋级率7%），二板3只（晋级率23%），三板3只（晋级率33%），高度板1只。市场整体赚钱效应为 </w:t>
+        <w:t xml:space="preserve">，赚钱效应 </w:t>
       </w:r>
       <w:r>
         <w:rPr>
@@ -111,21 +85,13 @@
           <w:b/>
           <w:color w:val="1A1A1A"/>
         </w:rPr>
-        <w:t>46%</w:t>
+        <w:t>51%</w:t>
       </w:r>
       <w:r>
         <w:rPr>
           <w:rFonts w:ascii="Microsoft YaHei" w:hAnsi="Microsoft YaHei"/>
         </w:rPr>
-        <w:t>，人气较好。</w:t>
-      </w:r>
-    </w:p>
-    <w:p>
-      <w:r>
-        <w:rPr>
-          <w:rFonts w:ascii="Microsoft YaHei" w:hAnsi="Microsoft YaHei"/>
-        </w:rPr>
-        <w:t>青岛港所属的</w:t>
+        <w:t xml:space="preserve">。涨跌分布为上涨 </w:t>
       </w:r>
       <w:r>
         <w:rPr>
@@ -133,13 +99,13 @@
           <w:b/>
           <w:color w:val="1A1A1A"/>
         </w:rPr>
-        <w:t>交通基本设施（A股）板块</w:t>
+        <w:t>4090</w:t>
       </w:r>
       <w:r>
         <w:rPr>
           <w:rFonts w:ascii="Microsoft YaHei" w:hAnsi="Microsoft YaHei"/>
         </w:rPr>
-        <w:t xml:space="preserve">表现稳健，收涨 </w:t>
+        <w:t xml:space="preserve"> 家 / 下跌 </w:t>
       </w:r>
       <w:r>
         <w:rPr>
@@ -147,13 +113,13 @@
           <w:b/>
           <w:color w:val="1A1A1A"/>
         </w:rPr>
-        <w:t>+0.87%</w:t>
+        <w:t>1377</w:t>
       </w:r>
       <w:r>
         <w:rPr>
           <w:rFonts w:ascii="Microsoft YaHei" w:hAnsi="Microsoft YaHei"/>
         </w:rPr>
-        <w:t xml:space="preserve">，在1158个同花顺概念及行业板块中排名 </w:t>
+        <w:t xml:space="preserve"> 家，涨停 </w:t>
       </w:r>
       <w:r>
         <w:rPr>
@@ -161,13 +127,13 @@
           <w:b/>
           <w:color w:val="1A1A1A"/>
         </w:rPr>
-        <w:t>第137位</w:t>
+        <w:t>76</w:t>
       </w:r>
       <w:r>
         <w:rPr>
           <w:rFonts w:ascii="Microsoft YaHei" w:hAnsi="Microsoft YaHei"/>
         </w:rPr>
-        <w:t>；</w:t>
+        <w:t xml:space="preserve"> 只，跌停 </w:t>
       </w:r>
       <w:r>
         <w:rPr>
@@ -175,13 +141,13 @@
           <w:b/>
           <w:color w:val="1A1A1A"/>
         </w:rPr>
-        <w:t>海港与服务板块</w:t>
+        <w:t>10</w:t>
       </w:r>
       <w:r>
         <w:rPr>
           <w:rFonts w:ascii="Microsoft YaHei" w:hAnsi="Microsoft YaHei"/>
         </w:rPr>
-        <w:t xml:space="preserve">收涨 </w:t>
+        <w:t xml:space="preserve"> 只，市场人气旺盛。成交额 </w:t>
       </w:r>
       <w:r>
         <w:rPr>
@@ -189,13 +155,13 @@
           <w:b/>
           <w:color w:val="1A1A1A"/>
         </w:rPr>
-        <w:t>+0.60%</w:t>
+        <w:t>2.06 万亿</w:t>
       </w:r>
       <w:r>
         <w:rPr>
           <w:rFonts w:ascii="Microsoft YaHei" w:hAnsi="Microsoft YaHei"/>
         </w:rPr>
-        <w:t xml:space="preserve">，板块内19只个股中青岛港排名第 </w:t>
+        <w:t xml:space="preserve">，较前日放大 </w:t>
       </w:r>
       <w:r>
         <w:rPr>
@@ -203,13 +169,13 @@
           <w:b/>
           <w:color w:val="1A1A1A"/>
         </w:rPr>
-        <w:t>5位</w:t>
+        <w:t>+2960 亿</w:t>
       </w:r>
       <w:r>
         <w:rPr>
           <w:rFonts w:ascii="Microsoft YaHei" w:hAnsi="Microsoft YaHei"/>
         </w:rPr>
-        <w:t xml:space="preserve">。运输板块微涨 </w:t>
+        <w:t xml:space="preserve">，增量资金入场迹象明显。涨停梯队方面，一板 </w:t>
       </w:r>
       <w:r>
         <w:rPr>
@@ -217,13 +183,13 @@
           <w:b/>
           <w:color w:val="1A1A1A"/>
         </w:rPr>
-        <w:t>+0.02%</w:t>
+        <w:t>66 只</w:t>
       </w:r>
       <w:r>
         <w:rPr>
           <w:rFonts w:ascii="Microsoft YaHei" w:hAnsi="Microsoft YaHei"/>
         </w:rPr>
-        <w:t xml:space="preserve">，工业板块则下跌 </w:t>
+        <w:t xml:space="preserve">（晋级率 9%）、二板 </w:t>
       </w:r>
       <w:r>
         <w:rPr>
@@ -231,13 +197,41 @@
           <w:b/>
           <w:color w:val="1A1A1A"/>
         </w:rPr>
-        <w:t>-2.77%</w:t>
+        <w:t>4 只</w:t>
       </w:r>
       <w:r>
         <w:rPr>
           <w:rFonts w:ascii="Microsoft YaHei" w:hAnsi="Microsoft YaHei"/>
         </w:rPr>
-        <w:t>，港口板块整体韧性较强。</w:t>
+        <w:t xml:space="preserve">（晋级率 31%）、三板 </w:t>
+      </w:r>
+      <w:r>
+        <w:rPr>
+          <w:rFonts w:ascii="Microsoft YaHei" w:hAnsi="Microsoft YaHei"/>
+          <w:b/>
+          <w:color w:val="1A1A1A"/>
+        </w:rPr>
+        <w:t>4 只</w:t>
+      </w:r>
+      <w:r>
+        <w:rPr>
+          <w:rFonts w:ascii="Microsoft YaHei" w:hAnsi="Microsoft YaHei"/>
+        </w:rPr>
+        <w:t xml:space="preserve">（晋级率 33%），高度板仅 </w:t>
+      </w:r>
+      <w:r>
+        <w:rPr>
+          <w:rFonts w:ascii="Microsoft YaHei" w:hAnsi="Microsoft YaHei"/>
+          <w:b/>
+          <w:color w:val="1A1A1A"/>
+        </w:rPr>
+        <w:t>1 只</w:t>
+      </w:r>
+      <w:r>
+        <w:rPr>
+          <w:rFonts w:ascii="Microsoft YaHei" w:hAnsi="Microsoft YaHei"/>
+        </w:rPr>
+        <w:t>，短线情绪尚可但高度有限。</w:t>
       </w:r>
     </w:p>
     <w:p>
@@ -263,6 +257,20 @@
           <w:sz w:val="28"/>
         </w:rPr>
         <w:t>个股分析</w:t>
+      </w:r>
+    </w:p>
+    <w:p>
+      <w:pPr>
+        <w:spacing w:before="280" w:after="80" w:line="312" w:lineRule="auto"/>
+      </w:pPr>
+      <w:r>
+        <w:rPr>
+          <w:rFonts w:ascii="Microsoft YaHei" w:hAnsi="Microsoft YaHei"/>
+          <w:b/>
+          <w:color w:val="333333"/>
+          <w:sz w:val="24"/>
+        </w:rPr>
+        <w:t>收盘数据</w:t>
       </w:r>
     </w:p>
     <w:tbl>
@@ -316,7 +324,7 @@
                 <w:color w:val="1A1A1A"/>
                 <w:sz w:val="18"/>
               </w:rPr>
-              <w:t>数据</w:t>
+              <w:t>数值</w:t>
             </w:r>
           </w:p>
         </w:tc>
@@ -358,12 +366,85 @@
               </w:rPr>
               <w:t>8.73 元</w:t>
             </w:r>
+          </w:p>
+        </w:tc>
+      </w:tr>
+      <w:tr>
+        <w:tc>
+          <w:tcPr>
+            <w:tcW w:type="dxa" w:w="4533"/>
+            <w:shd w:fill="F8F9FA" w:val="clear"/>
+          </w:tcPr>
+          <w:p>
+            <w:pPr>
+              <w:spacing w:before="40" w:after="40" w:line="288" w:lineRule="auto"/>
+            </w:pPr>
+            <w:r/>
             <w:r>
               <w:rPr>
                 <w:rFonts w:ascii="Microsoft YaHei" w:hAnsi="Microsoft YaHei"/>
                 <w:sz w:val="18"/>
               </w:rPr>
-              <w:t>（+1.63%）</w:t>
+              <w:t>涨跌幅</w:t>
+            </w:r>
+          </w:p>
+        </w:tc>
+        <w:tc>
+          <w:tcPr>
+            <w:tcW w:type="dxa" w:w="4533"/>
+            <w:shd w:fill="F8F9FA" w:val="clear"/>
+          </w:tcPr>
+          <w:p>
+            <w:pPr>
+              <w:spacing w:before="40" w:after="40" w:line="288" w:lineRule="auto"/>
+            </w:pPr>
+            <w:r/>
+            <w:r>
+              <w:rPr>
+                <w:rFonts w:ascii="Microsoft YaHei" w:hAnsi="Microsoft YaHei"/>
+                <w:b/>
+                <w:color w:val="1A1A1A"/>
+                <w:sz w:val="18"/>
+              </w:rPr>
+              <w:t>+1.63%</w:t>
+            </w:r>
+          </w:p>
+        </w:tc>
+      </w:tr>
+      <w:tr>
+        <w:tc>
+          <w:tcPr>
+            <w:tcW w:type="dxa" w:w="4533"/>
+          </w:tcPr>
+          <w:p>
+            <w:pPr>
+              <w:spacing w:before="40" w:after="40" w:line="288" w:lineRule="auto"/>
+            </w:pPr>
+            <w:r/>
+            <w:r>
+              <w:rPr>
+                <w:rFonts w:ascii="Microsoft YaHei" w:hAnsi="Microsoft YaHei"/>
+                <w:sz w:val="18"/>
+              </w:rPr>
+              <w:t>昨收 / 开盘</w:t>
+            </w:r>
+          </w:p>
+        </w:tc>
+        <w:tc>
+          <w:tcPr>
+            <w:tcW w:type="dxa" w:w="4533"/>
+          </w:tcPr>
+          <w:p>
+            <w:pPr>
+              <w:spacing w:before="40" w:after="40" w:line="288" w:lineRule="auto"/>
+            </w:pPr>
+            <w:r/>
+            <w:r>
+              <w:rPr>
+                <w:rFonts w:ascii="Microsoft YaHei" w:hAnsi="Microsoft YaHei"/>
+                <w:sz w:val="18"/>
+              </w:rPr>
+              <w:t>8.59 / 8.57</w:t>
             </w:r>
           </w:p>
         </w:tc>
@@ -384,7 +465,7 @@
                 <w:rFonts w:ascii="Microsoft YaHei" w:hAnsi="Microsoft YaHei"/>
                 <w:sz w:val="18"/>
               </w:rPr>
-              <w:t>昨收 / 开盘</w:t>
+              <w:t>最高 / 最低</w:t>
             </w:r>
           </w:p>
         </w:tc>
@@ -392,44 +473,6 @@
           <w:tcPr>
             <w:tcW w:type="dxa" w:w="4533"/>
             <w:shd w:fill="F8F9FA" w:val="clear"/>
-          </w:tcPr>
-          <w:p>
-            <w:pPr>
-              <w:spacing w:before="40" w:after="40" w:line="288" w:lineRule="auto"/>
-            </w:pPr>
-            <w:r/>
-            <w:r>
-              <w:rPr>
-                <w:rFonts w:ascii="Microsoft YaHei" w:hAnsi="Microsoft YaHei"/>
-                <w:sz w:val="18"/>
-              </w:rPr>
-              <w:t>8.59 / 8.57</w:t>
-            </w:r>
-          </w:p>
-        </w:tc>
-      </w:tr>
-      <w:tr>
-        <w:tc>
-          <w:tcPr>
-            <w:tcW w:type="dxa" w:w="4533"/>
-          </w:tcPr>
-          <w:p>
-            <w:pPr>
-              <w:spacing w:before="40" w:after="40" w:line="288" w:lineRule="auto"/>
-            </w:pPr>
-            <w:r/>
-            <w:r>
-              <w:rPr>
-                <w:rFonts w:ascii="Microsoft YaHei" w:hAnsi="Microsoft YaHei"/>
-                <w:sz w:val="18"/>
-              </w:rPr>
-              <w:t>最高 / 最低</w:t>
-            </w:r>
-          </w:p>
-        </w:tc>
-        <w:tc>
-          <w:tcPr>
-            <w:tcW w:type="dxa" w:w="4533"/>
           </w:tcPr>
           <w:p>
             <w:pPr>
@@ -450,6 +493,46 @@
         <w:tc>
           <w:tcPr>
             <w:tcW w:type="dxa" w:w="4533"/>
+          </w:tcPr>
+          <w:p>
+            <w:pPr>
+              <w:spacing w:before="40" w:after="40" w:line="288" w:lineRule="auto"/>
+            </w:pPr>
+            <w:r/>
+            <w:r>
+              <w:rPr>
+                <w:rFonts w:ascii="Microsoft YaHei" w:hAnsi="Microsoft YaHei"/>
+                <w:sz w:val="18"/>
+              </w:rPr>
+              <w:t>振幅</w:t>
+            </w:r>
+          </w:p>
+        </w:tc>
+        <w:tc>
+          <w:tcPr>
+            <w:tcW w:type="dxa" w:w="4533"/>
+          </w:tcPr>
+          <w:p>
+            <w:pPr>
+              <w:spacing w:before="40" w:after="40" w:line="288" w:lineRule="auto"/>
+            </w:pPr>
+            <w:r/>
+            <w:r>
+              <w:rPr>
+                <w:rFonts w:ascii="Microsoft YaHei" w:hAnsi="Microsoft YaHei"/>
+                <w:b/>
+                <w:color w:val="1A1A1A"/>
+                <w:sz w:val="18"/>
+              </w:rPr>
+              <w:t>2.1%</w:t>
+            </w:r>
+          </w:p>
+        </w:tc>
+      </w:tr>
+      <w:tr>
+        <w:tc>
+          <w:tcPr>
+            <w:tcW w:type="dxa" w:w="4533"/>
             <w:shd w:fill="F8F9FA" w:val="clear"/>
           </w:tcPr>
           <w:p>
@@ -462,7 +545,7 @@
                 <w:rFonts w:ascii="Microsoft YaHei" w:hAnsi="Microsoft YaHei"/>
                 <w:sz w:val="18"/>
               </w:rPr>
-              <w:t>成交量</w:t>
+              <w:t>成交量（手）</w:t>
             </w:r>
           </w:p>
         </w:tc>
@@ -479,11 +562,9 @@
             <w:r>
               <w:rPr>
                 <w:rFonts w:ascii="Microsoft YaHei" w:hAnsi="Microsoft YaHei"/>
-                <w:b/>
-                <w:color w:val="1A1A1A"/>
                 <w:sz w:val="18"/>
               </w:rPr>
-              <w:t>20.87 万手</w:t>
+              <w:t>208,734</w:t>
             </w:r>
           </w:p>
         </w:tc>
@@ -503,7 +584,7 @@
                 <w:rFonts w:ascii="Microsoft YaHei" w:hAnsi="Microsoft YaHei"/>
                 <w:sz w:val="18"/>
               </w:rPr>
-              <w:t>成交额</w:t>
+              <w:t>成交额（万元）</w:t>
             </w:r>
           </w:p>
         </w:tc>
@@ -519,11 +600,9 @@
             <w:r>
               <w:rPr>
                 <w:rFonts w:ascii="Microsoft YaHei" w:hAnsi="Microsoft YaHei"/>
-                <w:b/>
-                <w:color w:val="1A1A1A"/>
                 <w:sz w:val="18"/>
               </w:rPr>
-              <w:t>1.81 亿元</w:t>
+              <w:t>18,076</w:t>
             </w:r>
           </w:p>
         </w:tc>
@@ -626,7 +705,87 @@
                 <w:rFonts w:ascii="Microsoft YaHei" w:hAnsi="Microsoft YaHei"/>
                 <w:sz w:val="18"/>
               </w:rPr>
+              <w:t>均价</w:t>
+            </w:r>
+          </w:p>
+        </w:tc>
+        <w:tc>
+          <w:tcPr>
+            <w:tcW w:type="dxa" w:w="4533"/>
+            <w:shd w:fill="F8F9FA" w:val="clear"/>
+          </w:tcPr>
+          <w:p>
+            <w:pPr>
+              <w:spacing w:before="40" w:after="40" w:line="288" w:lineRule="auto"/>
+            </w:pPr>
+            <w:r/>
+            <w:r>
+              <w:rPr>
+                <w:rFonts w:ascii="Microsoft YaHei" w:hAnsi="Microsoft YaHei"/>
+                <w:sz w:val="18"/>
+              </w:rPr>
+              <w:t>8.66 元</w:t>
+            </w:r>
+          </w:p>
+        </w:tc>
+      </w:tr>
+      <w:tr>
+        <w:tc>
+          <w:tcPr>
+            <w:tcW w:type="dxa" w:w="4533"/>
+          </w:tcPr>
+          <w:p>
+            <w:pPr>
+              <w:spacing w:before="40" w:after="40" w:line="288" w:lineRule="auto"/>
+            </w:pPr>
+            <w:r/>
+            <w:r>
+              <w:rPr>
+                <w:rFonts w:ascii="Microsoft YaHei" w:hAnsi="Microsoft YaHei"/>
+                <w:sz w:val="18"/>
+              </w:rPr>
               <w:t>动态市盈率</w:t>
+            </w:r>
+          </w:p>
+        </w:tc>
+        <w:tc>
+          <w:tcPr>
+            <w:tcW w:type="dxa" w:w="4533"/>
+          </w:tcPr>
+          <w:p>
+            <w:pPr>
+              <w:spacing w:before="40" w:after="40" w:line="288" w:lineRule="auto"/>
+            </w:pPr>
+            <w:r/>
+            <w:r>
+              <w:rPr>
+                <w:rFonts w:ascii="Microsoft YaHei" w:hAnsi="Microsoft YaHei"/>
+                <w:b/>
+                <w:color w:val="1A1A1A"/>
+                <w:sz w:val="18"/>
+              </w:rPr>
+              <w:t>10.31</w:t>
+            </w:r>
+          </w:p>
+        </w:tc>
+      </w:tr>
+      <w:tr>
+        <w:tc>
+          <w:tcPr>
+            <w:tcW w:type="dxa" w:w="4533"/>
+            <w:shd w:fill="F8F9FA" w:val="clear"/>
+          </w:tcPr>
+          <w:p>
+            <w:pPr>
+              <w:spacing w:before="40" w:after="40" w:line="288" w:lineRule="auto"/>
+            </w:pPr>
+            <w:r/>
+            <w:r>
+              <w:rPr>
+                <w:rFonts w:ascii="Microsoft YaHei" w:hAnsi="Microsoft YaHei"/>
+                <w:sz w:val="18"/>
+              </w:rPr>
+              <w:t>市净率</w:t>
             </w:r>
           </w:p>
         </w:tc>
@@ -647,7 +806,7 @@
                 <w:color w:val="1A1A1A"/>
                 <w:sz w:val="18"/>
               </w:rPr>
-              <w:t>10.31 倍</w:t>
+              <w:t>1.20</w:t>
             </w:r>
           </w:p>
         </w:tc>
@@ -667,7 +826,7 @@
                 <w:rFonts w:ascii="Microsoft YaHei" w:hAnsi="Microsoft YaHei"/>
                 <w:sz w:val="18"/>
               </w:rPr>
-              <w:t>市净率</w:t>
+              <w:t>总市值（亿元）</w:t>
             </w:r>
           </w:p>
         </w:tc>
@@ -683,11 +842,9 @@
             <w:r>
               <w:rPr>
                 <w:rFonts w:ascii="Microsoft YaHei" w:hAnsi="Microsoft YaHei"/>
-                <w:b/>
-                <w:color w:val="1A1A1A"/>
                 <w:sz w:val="18"/>
               </w:rPr>
-              <w:t>1.20 倍</w:t>
+              <w:t>566.67</w:t>
             </w:r>
           </w:p>
         </w:tc>
@@ -708,7 +865,7 @@
                 <w:rFonts w:ascii="Microsoft YaHei" w:hAnsi="Microsoft YaHei"/>
                 <w:sz w:val="18"/>
               </w:rPr>
-              <w:t>总市值 / 流通市值</w:t>
+              <w:t>流通市值（亿元）</w:t>
             </w:r>
           </w:p>
         </w:tc>
@@ -727,7 +884,7 @@
                 <w:rFonts w:ascii="Microsoft YaHei" w:hAnsi="Microsoft YaHei"/>
                 <w:sz w:val="18"/>
               </w:rPr>
-              <w:t>566.67亿 / 470.73亿</w:t>
+              <w:t>470.73</w:t>
             </w:r>
           </w:p>
         </w:tc>
@@ -738,8 +895,21 @@
       <w:r>
         <w:rPr>
           <w:rFonts w:ascii="Microsoft YaHei" w:hAnsi="Microsoft YaHei"/>
+          <w:b/>
+          <w:color w:val="1A1A1A"/>
         </w:rPr>
-        <w:t xml:space="preserve">股价低开于 </w:t>
+        <w:t>关键解读：</w:t>
+      </w:r>
+    </w:p>
+    <w:p>
+      <w:pPr>
+        <w:pStyle w:val="ListBullet"/>
+      </w:pPr>
+      <w:r>
+        <w:rPr>
+          <w:rFonts w:ascii="Microsoft YaHei" w:hAnsi="Microsoft YaHei"/>
+        </w:rPr>
+        <w:t xml:space="preserve">股价 </w:t>
       </w:r>
       <w:r>
         <w:rPr>
@@ -747,69 +917,24 @@
           <w:b/>
           <w:color w:val="1A1A1A"/>
         </w:rPr>
-        <w:t>8.57元</w:t>
+        <w:t>低开高走</w:t>
       </w:r>
       <w:r>
         <w:rPr>
           <w:rFonts w:ascii="Microsoft YaHei" w:hAnsi="Microsoft YaHei"/>
         </w:rPr>
-        <w:t xml:space="preserve"> 后震荡走高，盘中最高触及 </w:t>
+        <w:t>（开盘 8.57 → 收 8.73），日内走势稳健，收于全天最高价附近，多头主导盘面。</w:t>
       </w:r>
-      <w:r>
-        <w:rPr>
-          <w:rFonts w:ascii="Microsoft YaHei" w:hAnsi="Microsoft YaHei"/>
-          <w:b/>
-          <w:color w:val="1A1A1A"/>
-        </w:rPr>
-        <w:t>8.73元</w:t>
-      </w:r>
+    </w:p>
+    <w:p>
+      <w:pPr>
+        <w:pStyle w:val="ListBullet"/>
+      </w:pPr>
       <w:r>
         <w:rPr>
           <w:rFonts w:ascii="Microsoft YaHei" w:hAnsi="Microsoft YaHei"/>
         </w:rPr>
-        <w:t xml:space="preserve"> 并维持至午间收盘，收于日内高点，涨幅 </w:t>
-      </w:r>
-      <w:r>
-        <w:rPr>
-          <w:rFonts w:ascii="Microsoft YaHei" w:hAnsi="Microsoft YaHei"/>
-          <w:b/>
-          <w:color w:val="1A1A1A"/>
-        </w:rPr>
-        <w:t>+1.63%</w:t>
-      </w:r>
-      <w:r>
-        <w:rPr>
-          <w:rFonts w:ascii="Microsoft YaHei" w:hAnsi="Microsoft YaHei"/>
-        </w:rPr>
-        <w:t xml:space="preserve">。外盘 </w:t>
-      </w:r>
-      <w:r>
-        <w:rPr>
-          <w:rFonts w:ascii="Microsoft YaHei" w:hAnsi="Microsoft YaHei"/>
-          <w:b/>
-          <w:color w:val="1A1A1A"/>
-        </w:rPr>
-        <w:t>110,409手</w:t>
-      </w:r>
-      <w:r>
-        <w:rPr>
-          <w:rFonts w:ascii="Microsoft YaHei" w:hAnsi="Microsoft YaHei"/>
-        </w:rPr>
-        <w:t xml:space="preserve"> 显著大于内盘 </w:t>
-      </w:r>
-      <w:r>
-        <w:rPr>
-          <w:rFonts w:ascii="Microsoft YaHei" w:hAnsi="Microsoft YaHei"/>
-          <w:b/>
-          <w:color w:val="1A1A1A"/>
-        </w:rPr>
-        <w:t>98,324手</w:t>
-      </w:r>
-      <w:r>
-        <w:rPr>
-          <w:rFonts w:ascii="Microsoft YaHei" w:hAnsi="Microsoft YaHei"/>
-        </w:rPr>
-        <w:t xml:space="preserve">，主动买盘占优。量比 </w:t>
+        <w:t xml:space="preserve">量比 </w:t>
       </w:r>
       <w:r>
         <w:rPr>
@@ -823,7 +948,7 @@
         <w:rPr>
           <w:rFonts w:ascii="Microsoft YaHei" w:hAnsi="Microsoft YaHei"/>
         </w:rPr>
-        <w:t xml:space="preserve"> 说明今日交投较前几日有所活跃，换手率 </w:t>
+        <w:t xml:space="preserve">，换手率 0.39% 高于上一交易日日终的 0.37%，呈 </w:t>
       </w:r>
       <w:r>
         <w:rPr>
@@ -831,13 +956,24 @@
           <w:b/>
           <w:color w:val="1A1A1A"/>
         </w:rPr>
-        <w:t>0.39%</w:t>
+        <w:t>温和放量上涨</w:t>
       </w:r>
       <w:r>
         <w:rPr>
           <w:rFonts w:ascii="Microsoft YaHei" w:hAnsi="Microsoft YaHei"/>
         </w:rPr>
-        <w:t xml:space="preserve"> 较上个交易日终的 </w:t>
+        <w:t xml:space="preserve"> 态势，量价配合良好。</w:t>
+      </w:r>
+    </w:p>
+    <w:p>
+      <w:pPr>
+        <w:pStyle w:val="ListBullet"/>
+      </w:pPr>
+      <w:r>
+        <w:rPr>
+          <w:rFonts w:ascii="Microsoft YaHei" w:hAnsi="Microsoft YaHei"/>
+        </w:rPr>
+        <w:t xml:space="preserve">外盘 </w:t>
       </w:r>
       <w:r>
         <w:rPr>
@@ -845,13 +981,13 @@
           <w:b/>
           <w:color w:val="1A1A1A"/>
         </w:rPr>
-        <w:t>0.37%</w:t>
+        <w:t>110,409 手</w:t>
       </w:r>
       <w:r>
         <w:rPr>
           <w:rFonts w:ascii="Microsoft YaHei" w:hAnsi="Microsoft YaHei"/>
         </w:rPr>
-        <w:t xml:space="preserve"> 微幅放量（放量比约 </w:t>
+        <w:t xml:space="preserve"> &gt; 内盘 </w:t>
       </w:r>
       <w:r>
         <w:rPr>
@@ -859,21 +995,24 @@
           <w:b/>
           <w:color w:val="1A1A1A"/>
         </w:rPr>
-        <w:t>1.05倍</w:t>
+        <w:t>98,324 手</w:t>
       </w:r>
       <w:r>
         <w:rPr>
           <w:rFonts w:ascii="Microsoft YaHei" w:hAnsi="Microsoft YaHei"/>
         </w:rPr>
-        <w:t>），属于温和放量上涨，筹码结构稳定。</w:t>
+        <w:t>，主动买盘强于主动卖盘，买方力量占优。</w:t>
       </w:r>
     </w:p>
     <w:p>
+      <w:pPr>
+        <w:pStyle w:val="ListBullet"/>
+      </w:pPr>
       <w:r>
         <w:rPr>
           <w:rFonts w:ascii="Microsoft YaHei" w:hAnsi="Microsoft YaHei"/>
         </w:rPr>
-        <w:t xml:space="preserve">估值方面，动态PE </w:t>
+        <w:t xml:space="preserve">动态市盈率仅 </w:t>
       </w:r>
       <w:r>
         <w:rPr>
@@ -881,13 +1020,13 @@
           <w:b/>
           <w:color w:val="1A1A1A"/>
         </w:rPr>
-        <w:t>10.31倍</w:t>
+        <w:t>10.31 倍</w:t>
       </w:r>
       <w:r>
         <w:rPr>
           <w:rFonts w:ascii="Microsoft YaHei" w:hAnsi="Microsoft YaHei"/>
         </w:rPr>
-        <w:t xml:space="preserve">、PB </w:t>
+        <w:t xml:space="preserve">，市净率 </w:t>
       </w:r>
       <w:r>
         <w:rPr>
@@ -895,13 +1034,13 @@
           <w:b/>
           <w:color w:val="1A1A1A"/>
         </w:rPr>
-        <w:t>1.20倍</w:t>
+        <w:t>1.20 倍</w:t>
       </w:r>
       <w:r>
         <w:rPr>
           <w:rFonts w:ascii="Microsoft YaHei" w:hAnsi="Microsoft YaHei"/>
         </w:rPr>
-        <w:t>，在港口行业中处于中等偏低水平，具备一定安全边际。</w:t>
+        <w:t>，处于港口板块中偏低水平，估值具备安全边际。</w:t>
       </w:r>
     </w:p>
     <w:p>
@@ -940,9 +1079,263 @@
           <w:color w:val="333333"/>
           <w:sz w:val="24"/>
         </w:rPr>
-        <w:t>今日午间资金流向（逐分钟统计）</w:t>
+        <w:t>今日资金流向（逐分钟统计）</w:t>
       </w:r>
     </w:p>
+    <w:tbl>
+      <w:tblPr>
+        <w:tblStyle w:val="TableGrid"/>
+        <w:tblW w:type="auto" w:w="0"/>
+        <w:jc w:val="center"/>
+        <w:tblLayout w:type="autofit"/>
+        <w:tblLook w:firstColumn="1" w:firstRow="1" w:lastColumn="0" w:lastRow="0" w:noHBand="0" w:noVBand="1" w:val="04A0"/>
+      </w:tblPr>
+      <w:tblGrid>
+        <w:gridCol w:w="4533"/>
+        <w:gridCol w:w="4533"/>
+      </w:tblGrid>
+      <w:tr>
+        <w:tc>
+          <w:tcPr>
+            <w:tcW w:type="dxa" w:w="4533"/>
+            <w:shd w:fill="F6F8FA" w:val="clear"/>
+          </w:tcPr>
+          <w:p>
+            <w:pPr>
+              <w:spacing w:before="40" w:after="40" w:line="288" w:lineRule="auto"/>
+            </w:pPr>
+            <w:r/>
+            <w:r>
+              <w:rPr>
+                <w:rFonts w:ascii="Microsoft YaHei" w:hAnsi="Microsoft YaHei"/>
+                <w:b/>
+                <w:color w:val="1A1A1A"/>
+                <w:sz w:val="18"/>
+              </w:rPr>
+              <w:t>指标</w:t>
+            </w:r>
+          </w:p>
+        </w:tc>
+        <w:tc>
+          <w:tcPr>
+            <w:tcW w:type="dxa" w:w="4533"/>
+            <w:shd w:fill="F6F8FA" w:val="clear"/>
+          </w:tcPr>
+          <w:p>
+            <w:pPr>
+              <w:spacing w:before="40" w:after="40" w:line="288" w:lineRule="auto"/>
+            </w:pPr>
+            <w:r/>
+            <w:r>
+              <w:rPr>
+                <w:rFonts w:ascii="Microsoft YaHei" w:hAnsi="Microsoft YaHei"/>
+                <w:b/>
+                <w:color w:val="1A1A1A"/>
+                <w:sz w:val="18"/>
+              </w:rPr>
+              <w:t>数据</w:t>
+            </w:r>
+          </w:p>
+        </w:tc>
+      </w:tr>
+      <w:tr>
+        <w:tc>
+          <w:tcPr>
+            <w:tcW w:type="dxa" w:w="4533"/>
+          </w:tcPr>
+          <w:p>
+            <w:pPr>
+              <w:spacing w:before="40" w:after="40" w:line="288" w:lineRule="auto"/>
+            </w:pPr>
+            <w:r/>
+            <w:r>
+              <w:rPr>
+                <w:rFonts w:ascii="Microsoft YaHei" w:hAnsi="Microsoft YaHei"/>
+                <w:sz w:val="18"/>
+              </w:rPr>
+              <w:t>净流向</w:t>
+            </w:r>
+          </w:p>
+        </w:tc>
+        <w:tc>
+          <w:tcPr>
+            <w:tcW w:type="dxa" w:w="4533"/>
+          </w:tcPr>
+          <w:p>
+            <w:pPr>
+              <w:spacing w:before="40" w:after="40" w:line="288" w:lineRule="auto"/>
+            </w:pPr>
+            <w:r/>
+            <w:r>
+              <w:rPr>
+                <w:rFonts w:ascii="Microsoft YaHei" w:hAnsi="Microsoft YaHei"/>
+                <w:b/>
+                <w:color w:val="1A1A1A"/>
+                <w:sz w:val="18"/>
+              </w:rPr>
+              <w:t>净流入 2,757.70 万元</w:t>
+            </w:r>
+          </w:p>
+        </w:tc>
+      </w:tr>
+      <w:tr>
+        <w:tc>
+          <w:tcPr>
+            <w:tcW w:type="dxa" w:w="4533"/>
+            <w:shd w:fill="F8F9FA" w:val="clear"/>
+          </w:tcPr>
+          <w:p>
+            <w:pPr>
+              <w:spacing w:before="40" w:after="40" w:line="288" w:lineRule="auto"/>
+            </w:pPr>
+            <w:r/>
+            <w:r>
+              <w:rPr>
+                <w:rFonts w:ascii="Microsoft YaHei" w:hAnsi="Microsoft YaHei"/>
+                <w:sz w:val="18"/>
+              </w:rPr>
+              <w:t>资金流入分钟数</w:t>
+            </w:r>
+          </w:p>
+        </w:tc>
+        <w:tc>
+          <w:tcPr>
+            <w:tcW w:type="dxa" w:w="4533"/>
+            <w:shd w:fill="F8F9FA" w:val="clear"/>
+          </w:tcPr>
+          <w:p>
+            <w:pPr>
+              <w:spacing w:before="40" w:after="40" w:line="288" w:lineRule="auto"/>
+            </w:pPr>
+            <w:r/>
+            <w:r>
+              <w:rPr>
+                <w:rFonts w:ascii="Microsoft YaHei" w:hAnsi="Microsoft YaHei"/>
+                <w:sz w:val="18"/>
+              </w:rPr>
+              <w:t>145 分钟</w:t>
+            </w:r>
+          </w:p>
+        </w:tc>
+      </w:tr>
+      <w:tr>
+        <w:tc>
+          <w:tcPr>
+            <w:tcW w:type="dxa" w:w="4533"/>
+          </w:tcPr>
+          <w:p>
+            <w:pPr>
+              <w:spacing w:before="40" w:after="40" w:line="288" w:lineRule="auto"/>
+            </w:pPr>
+            <w:r/>
+            <w:r>
+              <w:rPr>
+                <w:rFonts w:ascii="Microsoft YaHei" w:hAnsi="Microsoft YaHei"/>
+                <w:sz w:val="18"/>
+              </w:rPr>
+              <w:t>资金流出分钟数</w:t>
+            </w:r>
+          </w:p>
+        </w:tc>
+        <w:tc>
+          <w:tcPr>
+            <w:tcW w:type="dxa" w:w="4533"/>
+          </w:tcPr>
+          <w:p>
+            <w:pPr>
+              <w:spacing w:before="40" w:after="40" w:line="288" w:lineRule="auto"/>
+            </w:pPr>
+            <w:r/>
+            <w:r>
+              <w:rPr>
+                <w:rFonts w:ascii="Microsoft YaHei" w:hAnsi="Microsoft YaHei"/>
+                <w:sz w:val="18"/>
+              </w:rPr>
+              <w:t>61 分钟</w:t>
+            </w:r>
+          </w:p>
+        </w:tc>
+      </w:tr>
+      <w:tr>
+        <w:tc>
+          <w:tcPr>
+            <w:tcW w:type="dxa" w:w="4533"/>
+            <w:shd w:fill="F8F9FA" w:val="clear"/>
+          </w:tcPr>
+          <w:p>
+            <w:pPr>
+              <w:spacing w:before="40" w:after="40" w:line="288" w:lineRule="auto"/>
+            </w:pPr>
+            <w:r/>
+            <w:r>
+              <w:rPr>
+                <w:rFonts w:ascii="Microsoft YaHei" w:hAnsi="Microsoft YaHei"/>
+                <w:sz w:val="18"/>
+              </w:rPr>
+              <w:t>最大单分钟流入</w:t>
+            </w:r>
+          </w:p>
+        </w:tc>
+        <w:tc>
+          <w:tcPr>
+            <w:tcW w:type="dxa" w:w="4533"/>
+            <w:shd w:fill="F8F9FA" w:val="clear"/>
+          </w:tcPr>
+          <w:p>
+            <w:pPr>
+              <w:spacing w:before="40" w:after="40" w:line="288" w:lineRule="auto"/>
+            </w:pPr>
+            <w:r/>
+            <w:r>
+              <w:rPr>
+                <w:rFonts w:ascii="Microsoft YaHei" w:hAnsi="Microsoft YaHei"/>
+                <w:sz w:val="18"/>
+              </w:rPr>
+              <w:t>105.5 万元</w:t>
+            </w:r>
+          </w:p>
+        </w:tc>
+      </w:tr>
+      <w:tr>
+        <w:tc>
+          <w:tcPr>
+            <w:tcW w:type="dxa" w:w="4533"/>
+          </w:tcPr>
+          <w:p>
+            <w:pPr>
+              <w:spacing w:before="40" w:after="40" w:line="288" w:lineRule="auto"/>
+            </w:pPr>
+            <w:r/>
+            <w:r>
+              <w:rPr>
+                <w:rFonts w:ascii="Microsoft YaHei" w:hAnsi="Microsoft YaHei"/>
+                <w:sz w:val="18"/>
+              </w:rPr>
+              <w:t>最大单分钟流出</w:t>
+            </w:r>
+          </w:p>
+        </w:tc>
+        <w:tc>
+          <w:tcPr>
+            <w:tcW w:type="dxa" w:w="4533"/>
+          </w:tcPr>
+          <w:p>
+            <w:pPr>
+              <w:spacing w:before="40" w:after="40" w:line="288" w:lineRule="auto"/>
+            </w:pPr>
+            <w:r/>
+            <w:r>
+              <w:rPr>
+                <w:rFonts w:ascii="Microsoft YaHei" w:hAnsi="Microsoft YaHei"/>
+                <w:sz w:val="18"/>
+              </w:rPr>
+              <w:t>79.6 万元</w:t>
+            </w:r>
+          </w:p>
+        </w:tc>
+      </w:tr>
+    </w:tbl>
+    <w:p/>
     <w:p>
       <w:pPr>
         <w:pStyle w:val="ListBullet"/>
@@ -953,21 +1346,13 @@
           <w:b/>
           <w:color w:val="1A1A1A"/>
         </w:rPr>
-        <w:t>净流向</w:t>
+        <w:t>资金流入时长占比 70.4%</w:t>
       </w:r>
       <w:r>
         <w:rPr>
           <w:rFonts w:ascii="Microsoft YaHei" w:hAnsi="Microsoft YaHei"/>
         </w:rPr>
-        <w:t xml:space="preserve">：净流入 </w:t>
-      </w:r>
-      <w:r>
-        <w:rPr>
-          <w:rFonts w:ascii="Microsoft YaHei" w:hAnsi="Microsoft YaHei"/>
-          <w:b/>
-          <w:color w:val="1A1A1A"/>
-        </w:rPr>
-        <w:t>+1668.35万元</w:t>
+        <w:t>（145/206 分钟），远高于流出时长，资金入场意愿强烈。</w:t>
       </w:r>
     </w:p>
     <w:p>
@@ -978,81 +1363,7 @@
         <w:rPr>
           <w:rFonts w:ascii="Microsoft YaHei" w:hAnsi="Microsoft YaHei"/>
         </w:rPr>
-        <w:t>资金流入分钟数：</w:t>
-      </w:r>
-      <w:r>
-        <w:rPr>
-          <w:rFonts w:ascii="Microsoft YaHei" w:hAnsi="Microsoft YaHei"/>
-          <w:b/>
-          <w:color w:val="1A1A1A"/>
-        </w:rPr>
-        <w:t>77分钟</w:t>
-      </w:r>
-      <w:r>
-        <w:rPr>
-          <w:rFonts w:ascii="Microsoft YaHei" w:hAnsi="Microsoft YaHei"/>
-        </w:rPr>
-        <w:t xml:space="preserve"> / 流出分钟数：</w:t>
-      </w:r>
-      <w:r>
-        <w:rPr>
-          <w:rFonts w:ascii="Microsoft YaHei" w:hAnsi="Microsoft YaHei"/>
-          <w:b/>
-          <w:color w:val="1A1A1A"/>
-        </w:rPr>
-        <w:t>36分钟</w:t>
-      </w:r>
-    </w:p>
-    <w:p>
-      <w:pPr>
-        <w:pStyle w:val="ListBullet"/>
-      </w:pPr>
-      <w:r>
-        <w:rPr>
-          <w:rFonts w:ascii="Microsoft YaHei" w:hAnsi="Microsoft YaHei"/>
-        </w:rPr>
-        <w:t xml:space="preserve">最大单分钟流入 </w:t>
-      </w:r>
-      <w:r>
-        <w:rPr>
-          <w:rFonts w:ascii="Microsoft YaHei" w:hAnsi="Microsoft YaHei"/>
-          <w:b/>
-          <w:color w:val="1A1A1A"/>
-        </w:rPr>
-        <w:t>105.5万元</w:t>
-      </w:r>
-      <w:r>
-        <w:rPr>
-          <w:rFonts w:ascii="Microsoft YaHei" w:hAnsi="Microsoft YaHei"/>
-        </w:rPr>
-        <w:t xml:space="preserve"> / 最大单分钟流出 </w:t>
-      </w:r>
-      <w:r>
-        <w:rPr>
-          <w:rFonts w:ascii="Microsoft YaHei" w:hAnsi="Microsoft YaHei"/>
-          <w:b/>
-          <w:color w:val="1A1A1A"/>
-        </w:rPr>
-        <w:t>79.6万元</w:t>
-      </w:r>
-    </w:p>
-    <w:p>
-      <w:pPr>
-        <w:pStyle w:val="ListBullet"/>
-      </w:pPr>
-      <w:r>
-        <w:rPr>
-          <w:rFonts w:ascii="Microsoft YaHei" w:hAnsi="Microsoft YaHei"/>
-        </w:rPr>
-        <w:t>流入强度显著大于流出，</w:t>
-      </w:r>
-      <w:r>
-        <w:rPr>
-          <w:rFonts w:ascii="Microsoft YaHei" w:hAnsi="Microsoft YaHei"/>
-          <w:b/>
-          <w:color w:val="1A1A1A"/>
-        </w:rPr>
-        <w:t>买入资金持续性较强</w:t>
+        <w:t>最大单分钟流入（105.5 万）显著大于最大单分钟流出（79.6 万），表明盘中承接力度强劲。</w:t>
       </w:r>
     </w:p>
     <w:p>
@@ -1066,7 +1377,7 @@
           <w:color w:val="333333"/>
           <w:sz w:val="24"/>
         </w:rPr>
-        <w:t>上一个交易日资金细分</w:t>
+        <w:t>上一交易日资金细分（元）</w:t>
       </w:r>
     </w:p>
     <w:tbl>
@@ -1122,7 +1433,7 @@
                 <w:color w:val="1A1A1A"/>
                 <w:sz w:val="18"/>
               </w:rPr>
-              <w:t>净额（元）</w:t>
+              <w:t>净额</w:t>
             </w:r>
           </w:p>
         </w:tc>
@@ -1143,7 +1454,7 @@
                 <w:color w:val="1A1A1A"/>
                 <w:sz w:val="18"/>
               </w:rPr>
-              <w:t>买入（元）</w:t>
+              <w:t>买入</w:t>
             </w:r>
           </w:p>
         </w:tc>
@@ -1164,7 +1475,7 @@
                 <w:color w:val="1A1A1A"/>
                 <w:sz w:val="18"/>
               </w:rPr>
-              <w:t>卖出（元）</w:t>
+              <w:t>卖出</w:t>
             </w:r>
           </w:p>
         </w:tc>
@@ -1204,7 +1515,7 @@
                 <w:color w:val="1A1A1A"/>
                 <w:sz w:val="18"/>
               </w:rPr>
-              <w:t>+341.19万</w:t>
+              <w:t>+242.3 万</w:t>
             </w:r>
           </w:p>
         </w:tc>
@@ -1222,7 +1533,7 @@
                 <w:rFonts w:ascii="Microsoft YaHei" w:hAnsi="Microsoft YaHei"/>
                 <w:sz w:val="18"/>
               </w:rPr>
-              <w:t>676.21万</w:t>
+              <w:t>676.2 万</w:t>
             </w:r>
           </w:p>
         </w:tc>
@@ -1240,7 +1551,7 @@
                 <w:rFonts w:ascii="Microsoft YaHei" w:hAnsi="Microsoft YaHei"/>
                 <w:sz w:val="18"/>
               </w:rPr>
-              <w:t>335.02万</w:t>
+              <w:t>433.9 万</w:t>
             </w:r>
           </w:p>
         </w:tc>
@@ -1282,7 +1593,7 @@
                 <w:color w:val="1A1A1A"/>
                 <w:sz w:val="18"/>
               </w:rPr>
-              <w:t>+569.39万</w:t>
+              <w:t>+1,344.9 万</w:t>
             </w:r>
           </w:p>
         </w:tc>
@@ -1301,7 +1612,7 @@
                 <w:rFonts w:ascii="Microsoft YaHei" w:hAnsi="Microsoft YaHei"/>
                 <w:sz w:val="18"/>
               </w:rPr>
-              <w:t>2,584.19万</w:t>
+              <w:t>4,347.6 万</w:t>
             </w:r>
           </w:p>
         </w:tc>
@@ -1320,7 +1631,7 @@
                 <w:rFonts w:ascii="Microsoft YaHei" w:hAnsi="Microsoft YaHei"/>
                 <w:sz w:val="18"/>
               </w:rPr>
-              <w:t>2,014.80万</w:t>
+              <w:t>3,002.7 万</w:t>
             </w:r>
           </w:p>
         </w:tc>
@@ -1360,7 +1671,7 @@
                 <w:color w:val="1A1A1A"/>
                 <w:sz w:val="18"/>
               </w:rPr>
-              <w:t>+757.77万</w:t>
+              <w:t>+1,169.2 万</w:t>
             </w:r>
           </w:p>
         </w:tc>
@@ -1378,7 +1689,7 @@
                 <w:rFonts w:ascii="Microsoft YaHei" w:hAnsi="Microsoft YaHei"/>
                 <w:sz w:val="18"/>
               </w:rPr>
-              <w:t>1,167.74万</w:t>
+              <w:t>1,941.0 万</w:t>
             </w:r>
           </w:p>
         </w:tc>
@@ -1396,7 +1707,7 @@
                 <w:rFonts w:ascii="Microsoft YaHei" w:hAnsi="Microsoft YaHei"/>
                 <w:sz w:val="18"/>
               </w:rPr>
-              <w:t>409.97万</w:t>
+              <w:t>771.8 万</w:t>
             </w:r>
           </w:p>
         </w:tc>
@@ -1440,7 +1751,7 @@
                 <w:color w:val="1A1A1A"/>
                 <w:sz w:val="18"/>
               </w:rPr>
-              <w:t>+1,668.35万</w:t>
+              <w:t>+2,756.4 万</w:t>
             </w:r>
           </w:p>
         </w:tc>
@@ -1486,11 +1797,33 @@
     </w:tbl>
     <w:p/>
     <w:p>
+      <w:pPr>
+        <w:pStyle w:val="ListBullet"/>
+      </w:pPr>
+      <w:r>
+        <w:rPr>
+          <w:rFonts w:ascii="Microsoft YaHei" w:hAnsi="Microsoft YaHei"/>
+          <w:b/>
+          <w:color w:val="1A1A1A"/>
+        </w:rPr>
+        <w:t>大、中、小单全线净流入</w:t>
+      </w:r>
       <w:r>
         <w:rPr>
           <w:rFonts w:ascii="Microsoft YaHei" w:hAnsi="Microsoft YaHei"/>
         </w:rPr>
-        <w:t xml:space="preserve">三大资金类型均为净流入，其中大单净流入 </w:t>
+        <w:t>，无明显抛压分化，说明资金面形成一致看多合力。</w:t>
+      </w:r>
+    </w:p>
+    <w:p>
+      <w:pPr>
+        <w:pStyle w:val="ListBullet"/>
+      </w:pPr>
+      <w:r>
+        <w:rPr>
+          <w:rFonts w:ascii="Microsoft YaHei" w:hAnsi="Microsoft YaHei"/>
+        </w:rPr>
+        <w:t xml:space="preserve">大单净流入 </w:t>
       </w:r>
       <w:r>
         <w:rPr>
@@ -1498,13 +1831,13 @@
           <w:b/>
           <w:color w:val="1A1A1A"/>
         </w:rPr>
-        <w:t>+341万元</w:t>
+        <w:t>+242 万</w:t>
       </w:r>
       <w:r>
         <w:rPr>
           <w:rFonts w:ascii="Microsoft YaHei" w:hAnsi="Microsoft YaHei"/>
         </w:rPr>
-        <w:t>，显示</w:t>
+        <w:t xml:space="preserve">，中单净流入 </w:t>
       </w:r>
       <w:r>
         <w:rPr>
@@ -1512,13 +1845,13 @@
           <w:b/>
           <w:color w:val="1A1A1A"/>
         </w:rPr>
-        <w:t>主力资金认可度较高</w:t>
+        <w:t>+1,345 万</w:t>
       </w:r>
       <w:r>
         <w:rPr>
           <w:rFonts w:ascii="Microsoft YaHei" w:hAnsi="Microsoft YaHei"/>
         </w:rPr>
-        <w:t>；中单和小单保持正向买入，资金结构合理，未出现主力拉抬、散户出货的分化格局。</w:t>
+        <w:t>，中单（机构/游资风格资金）贡献最大增量。</w:t>
       </w:r>
     </w:p>
     <w:p>
@@ -1532,7 +1865,7 @@
           <w:color w:val="333333"/>
           <w:sz w:val="24"/>
         </w:rPr>
-        <w:t>融资融券</w:t>
+        <w:t>融资融券（上一交易日）</w:t>
       </w:r>
     </w:p>
     <w:tbl>
@@ -1587,7 +1920,7 @@
                 <w:color w:val="1A1A1A"/>
                 <w:sz w:val="18"/>
               </w:rPr>
-              <w:t>数据</w:t>
+              <w:t>余额</w:t>
             </w:r>
           </w:p>
         </w:tc>
@@ -1608,7 +1941,7 @@
                 <w:color w:val="1A1A1A"/>
                 <w:sz w:val="18"/>
               </w:rPr>
-              <w:t>变动</w:t>
+              <w:t>较前日变化</w:t>
             </w:r>
           </w:p>
         </w:tc>
@@ -1648,7 +1981,7 @@
                 <w:color w:val="1A1A1A"/>
                 <w:sz w:val="18"/>
               </w:rPr>
-              <w:t>0.58亿</w:t>
+              <w:t>0.58 亿</w:t>
             </w:r>
           </w:p>
         </w:tc>
@@ -1661,13 +1994,6 @@
               <w:spacing w:before="40" w:after="40" w:line="288" w:lineRule="auto"/>
             </w:pPr>
             <w:r/>
-            <w:r>
-              <w:rPr>
-                <w:rFonts w:ascii="Microsoft YaHei" w:hAnsi="Microsoft YaHei"/>
-                <w:sz w:val="18"/>
-              </w:rPr>
-              <w:t xml:space="preserve">较前日 </w:t>
-            </w:r>
             <w:r>
               <w:rPr>
                 <w:rFonts w:ascii="Microsoft YaHei" w:hAnsi="Microsoft YaHei"/>
@@ -1717,7 +2043,7 @@
                 <w:color w:val="1A1A1A"/>
                 <w:sz w:val="18"/>
               </w:rPr>
-              <w:t>0.09亿</w:t>
+              <w:t>0.09 亿</w:t>
             </w:r>
           </w:p>
         </w:tc>
@@ -1734,13 +2060,6 @@
             <w:r>
               <w:rPr>
                 <w:rFonts w:ascii="Microsoft YaHei" w:hAnsi="Microsoft YaHei"/>
-                <w:sz w:val="18"/>
-              </w:rPr>
-              <w:t xml:space="preserve">较前日 </w:t>
-            </w:r>
-            <w:r>
-              <w:rPr>
-                <w:rFonts w:ascii="Microsoft YaHei" w:hAnsi="Microsoft YaHei"/>
                 <w:b/>
                 <w:color w:val="1A1A1A"/>
                 <w:sz w:val="18"/>
@@ -1753,11 +2072,14 @@
     </w:tbl>
     <w:p/>
     <w:p>
+      <w:pPr>
+        <w:pStyle w:val="ListBullet"/>
+      </w:pPr>
       <w:r>
         <w:rPr>
           <w:rFonts w:ascii="Microsoft YaHei" w:hAnsi="Microsoft YaHei"/>
         </w:rPr>
-        <w:t xml:space="preserve">融资余额占流通市值比例约 </w:t>
+        <w:t xml:space="preserve">融资余额下降但股价上涨，说明加杠杆资金并非今日主要推动力，更多为 </w:t>
       </w:r>
       <w:r>
         <w:rPr>
@@ -1765,41 +2087,24 @@
           <w:b/>
           <w:color w:val="1A1A1A"/>
         </w:rPr>
-        <w:t>0.12%</w:t>
+        <w:t>自有资金入场</w:t>
       </w:r>
       <w:r>
         <w:rPr>
           <w:rFonts w:ascii="Microsoft YaHei" w:hAnsi="Microsoft YaHei"/>
         </w:rPr>
-        <w:t xml:space="preserve">，低于近一年 </w:t>
+        <w:t>。</w:t>
       </w:r>
-      <w:r>
-        <w:rPr>
-          <w:rFonts w:ascii="Microsoft YaHei" w:hAnsi="Microsoft YaHei"/>
-          <w:b/>
-          <w:color w:val="1A1A1A"/>
-        </w:rPr>
-        <w:t>10%分位水平</w:t>
-      </w:r>
+    </w:p>
+    <w:p>
+      <w:pPr>
+        <w:pStyle w:val="ListBullet"/>
+      </w:pPr>
       <w:r>
         <w:rPr>
           <w:rFonts w:ascii="Microsoft YaHei" w:hAnsi="Microsoft YaHei"/>
         </w:rPr>
-        <w:t>，融资盘处于历史低位，杠杆资金参与度有限，但也意味着</w:t>
-      </w:r>
-      <w:r>
-        <w:rPr>
-          <w:rFonts w:ascii="Microsoft YaHei" w:hAnsi="Microsoft YaHei"/>
-          <w:b/>
-          <w:color w:val="1A1A1A"/>
-        </w:rPr>
-        <w:t>后续融资买入空间较大</w:t>
-      </w:r>
-      <w:r>
-        <w:rPr>
-          <w:rFonts w:ascii="Microsoft YaHei" w:hAnsi="Microsoft YaHei"/>
-        </w:rPr>
-        <w:t>。融券余额小幅增加，做空力量微弱。</w:t>
+        <w:t>融券余额小幅增加，空头略有试探，但规模极小（0.09 亿），不具备压制能力。</w:t>
       </w:r>
     </w:p>
     <w:p>
@@ -1872,7 +2177,7 @@
                 <w:color w:val="1A1A1A"/>
                 <w:sz w:val="18"/>
               </w:rPr>
-              <w:t>均线</w:t>
+              <w:t>指标</w:t>
             </w:r>
           </w:p>
         </w:tc>
@@ -1914,7 +2219,7 @@
                 <w:color w:val="1A1A1A"/>
                 <w:sz w:val="18"/>
               </w:rPr>
-              <w:t>当前价偏离度</w:t>
+              <w:t>偏离度</w:t>
             </w:r>
           </w:p>
         </w:tc>
@@ -1934,7 +2239,34 @@
                 <w:rFonts w:ascii="Microsoft YaHei" w:hAnsi="Microsoft YaHei"/>
                 <w:sz w:val="18"/>
               </w:rPr>
-              <w:t>MA5</w:t>
+              <w:t>MA5（约 8.63）</w:t>
+            </w:r>
+          </w:p>
+        </w:tc>
+        <w:tc>
+          <w:tcPr>
+            <w:tcW w:type="dxa" w:w="3022"/>
+          </w:tcPr>
+          <w:p>
+            <w:pPr>
+              <w:spacing w:before="40" w:after="40" w:line="288" w:lineRule="auto"/>
+            </w:pPr>
+            <w:r/>
+            <w:r>
+              <w:rPr>
+                <w:rFonts w:ascii="Microsoft YaHei" w:hAnsi="Microsoft YaHei"/>
+                <w:sz w:val="18"/>
+              </w:rPr>
+              <w:t xml:space="preserve">当前价 </w:t>
+            </w:r>
+            <w:r>
+              <w:rPr>
+                <w:rFonts w:ascii="Microsoft YaHei" w:hAnsi="Microsoft YaHei"/>
+                <w:b/>
+                <w:color w:val="1A1A1A"/>
+                <w:sz w:val="18"/>
+              </w:rPr>
+              <w:t>上方</w:t>
             </w:r>
           </w:p>
         </w:tc>
@@ -1954,27 +2286,7 @@
                 <w:color w:val="1A1A1A"/>
                 <w:sz w:val="18"/>
               </w:rPr>
-              <w:t>8.63元</w:t>
-            </w:r>
-          </w:p>
-        </w:tc>
-        <w:tc>
-          <w:tcPr>
-            <w:tcW w:type="dxa" w:w="3022"/>
-          </w:tcPr>
-          <w:p>
-            <w:pPr>
-              <w:spacing w:before="40" w:after="40" w:line="288" w:lineRule="auto"/>
-            </w:pPr>
-            <w:r/>
-            <w:r>
-              <w:rPr>
-                <w:rFonts w:ascii="Microsoft YaHei" w:hAnsi="Microsoft YaHei"/>
-                <w:b/>
-                <w:color w:val="1A1A1A"/>
-                <w:sz w:val="18"/>
-              </w:rPr>
-              <w:t>上方 +1.2%</w:t>
+              <w:t>+1.2%</w:t>
             </w:r>
           </w:p>
         </w:tc>
@@ -1995,7 +2307,35 @@
                 <w:rFonts w:ascii="Microsoft YaHei" w:hAnsi="Microsoft YaHei"/>
                 <w:sz w:val="18"/>
               </w:rPr>
-              <w:t>MA10</w:t>
+              <w:t>MA10（约 8.51）</w:t>
+            </w:r>
+          </w:p>
+        </w:tc>
+        <w:tc>
+          <w:tcPr>
+            <w:tcW w:type="dxa" w:w="3022"/>
+            <w:shd w:fill="F8F9FA" w:val="clear"/>
+          </w:tcPr>
+          <w:p>
+            <w:pPr>
+              <w:spacing w:before="40" w:after="40" w:line="288" w:lineRule="auto"/>
+            </w:pPr>
+            <w:r/>
+            <w:r>
+              <w:rPr>
+                <w:rFonts w:ascii="Microsoft YaHei" w:hAnsi="Microsoft YaHei"/>
+                <w:sz w:val="18"/>
+              </w:rPr>
+              <w:t xml:space="preserve">当前价 </w:t>
+            </w:r>
+            <w:r>
+              <w:rPr>
+                <w:rFonts w:ascii="Microsoft YaHei" w:hAnsi="Microsoft YaHei"/>
+                <w:b/>
+                <w:color w:val="1A1A1A"/>
+                <w:sz w:val="18"/>
+              </w:rPr>
+              <w:t>上方</w:t>
             </w:r>
           </w:p>
         </w:tc>
@@ -2016,28 +2356,7 @@
                 <w:color w:val="1A1A1A"/>
                 <w:sz w:val="18"/>
               </w:rPr>
-              <w:t>8.51元</w:t>
-            </w:r>
-          </w:p>
-        </w:tc>
-        <w:tc>
-          <w:tcPr>
-            <w:tcW w:type="dxa" w:w="3022"/>
-            <w:shd w:fill="F8F9FA" w:val="clear"/>
-          </w:tcPr>
-          <w:p>
-            <w:pPr>
-              <w:spacing w:before="40" w:after="40" w:line="288" w:lineRule="auto"/>
-            </w:pPr>
-            <w:r/>
-            <w:r>
-              <w:rPr>
-                <w:rFonts w:ascii="Microsoft YaHei" w:hAnsi="Microsoft YaHei"/>
-                <w:b/>
-                <w:color w:val="1A1A1A"/>
-                <w:sz w:val="18"/>
-              </w:rPr>
-              <w:t>上方 +2.6%</w:t>
+              <w:t>+2.6%</w:t>
             </w:r>
           </w:p>
         </w:tc>
@@ -2057,7 +2376,34 @@
                 <w:rFonts w:ascii="Microsoft YaHei" w:hAnsi="Microsoft YaHei"/>
                 <w:sz w:val="18"/>
               </w:rPr>
-              <w:t>MA20（布林中轨）</w:t>
+              <w:t>MA20 / 布林中轨（约 8.28）</w:t>
+            </w:r>
+          </w:p>
+        </w:tc>
+        <w:tc>
+          <w:tcPr>
+            <w:tcW w:type="dxa" w:w="3022"/>
+          </w:tcPr>
+          <w:p>
+            <w:pPr>
+              <w:spacing w:before="40" w:after="40" w:line="288" w:lineRule="auto"/>
+            </w:pPr>
+            <w:r/>
+            <w:r>
+              <w:rPr>
+                <w:rFonts w:ascii="Microsoft YaHei" w:hAnsi="Microsoft YaHei"/>
+                <w:sz w:val="18"/>
+              </w:rPr>
+              <w:t xml:space="preserve">当前价 </w:t>
+            </w:r>
+            <w:r>
+              <w:rPr>
+                <w:rFonts w:ascii="Microsoft YaHei" w:hAnsi="Microsoft YaHei"/>
+                <w:b/>
+                <w:color w:val="1A1A1A"/>
+                <w:sz w:val="18"/>
+              </w:rPr>
+              <w:t>上方</w:t>
             </w:r>
           </w:p>
         </w:tc>
@@ -2077,55 +2423,13 @@
                 <w:color w:val="1A1A1A"/>
                 <w:sz w:val="18"/>
               </w:rPr>
-              <w:t>8.28元</w:t>
-            </w:r>
-          </w:p>
-        </w:tc>
-        <w:tc>
-          <w:tcPr>
-            <w:tcW w:type="dxa" w:w="3022"/>
-          </w:tcPr>
-          <w:p>
-            <w:pPr>
-              <w:spacing w:before="40" w:after="40" w:line="288" w:lineRule="auto"/>
-            </w:pPr>
-            <w:r/>
-            <w:r>
-              <w:rPr>
-                <w:rFonts w:ascii="Microsoft YaHei" w:hAnsi="Microsoft YaHei"/>
-                <w:b/>
-                <w:color w:val="1A1A1A"/>
-                <w:sz w:val="18"/>
-              </w:rPr>
-              <w:t>上方 +5.4%</w:t>
+              <w:t>+5.4%</w:t>
             </w:r>
           </w:p>
         </w:tc>
       </w:tr>
     </w:tbl>
     <w:p/>
-    <w:p>
-      <w:r>
-        <w:rPr>
-          <w:rFonts w:ascii="Microsoft YaHei" w:hAnsi="Microsoft YaHei"/>
-        </w:rPr>
-        <w:t xml:space="preserve">股价位于 </w:t>
-      </w:r>
-      <w:r>
-        <w:rPr>
-          <w:rFonts w:ascii="Microsoft YaHei" w:hAnsi="Microsoft YaHei"/>
-          <w:b/>
-          <w:color w:val="1A1A1A"/>
-        </w:rPr>
-        <w:t>MA5、MA10、MA20 三线之上</w:t>
-      </w:r>
-      <w:r>
-        <w:rPr>
-          <w:rFonts w:ascii="Microsoft YaHei" w:hAnsi="Microsoft YaHei"/>
-        </w:rPr>
-        <w:t>，且三条均线呈多头排列发散格局（MA5 &gt; MA10 &gt; MA20），短期趋势明确向上。</w:t>
-      </w:r>
-    </w:p>
     <w:p>
       <w:pPr>
         <w:spacing w:before="280" w:after="80" w:line="312" w:lineRule="auto"/>
@@ -2140,23 +2444,194 @@
         <w:t>布林带</w:t>
       </w:r>
     </w:p>
+    <w:tbl>
+      <w:tblPr>
+        <w:tblStyle w:val="TableGrid"/>
+        <w:tblW w:type="auto" w:w="0"/>
+        <w:jc w:val="center"/>
+        <w:tblLayout w:type="autofit"/>
+        <w:tblLook w:firstColumn="1" w:firstRow="1" w:lastColumn="0" w:lastRow="0" w:noHBand="0" w:noVBand="1" w:val="04A0"/>
+      </w:tblPr>
+      <w:tblGrid>
+        <w:gridCol w:w="4533"/>
+        <w:gridCol w:w="4533"/>
+      </w:tblGrid>
+      <w:tr>
+        <w:tc>
+          <w:tcPr>
+            <w:tcW w:type="dxa" w:w="4533"/>
+            <w:shd w:fill="F6F8FA" w:val="clear"/>
+          </w:tcPr>
+          <w:p>
+            <w:pPr>
+              <w:spacing w:before="40" w:after="40" w:line="288" w:lineRule="auto"/>
+            </w:pPr>
+            <w:r/>
+            <w:r>
+              <w:rPr>
+                <w:rFonts w:ascii="Microsoft YaHei" w:hAnsi="Microsoft YaHei"/>
+                <w:b/>
+                <w:color w:val="1A1A1A"/>
+                <w:sz w:val="18"/>
+              </w:rPr>
+              <w:t>指标</w:t>
+            </w:r>
+          </w:p>
+        </w:tc>
+        <w:tc>
+          <w:tcPr>
+            <w:tcW w:type="dxa" w:w="4533"/>
+            <w:shd w:fill="F6F8FA" w:val="clear"/>
+          </w:tcPr>
+          <w:p>
+            <w:pPr>
+              <w:spacing w:before="40" w:after="40" w:line="288" w:lineRule="auto"/>
+            </w:pPr>
+            <w:r/>
+            <w:r>
+              <w:rPr>
+                <w:rFonts w:ascii="Microsoft YaHei" w:hAnsi="Microsoft YaHei"/>
+                <w:b/>
+                <w:color w:val="1A1A1A"/>
+                <w:sz w:val="18"/>
+              </w:rPr>
+              <w:t>数值</w:t>
+            </w:r>
+          </w:p>
+        </w:tc>
+      </w:tr>
+      <w:tr>
+        <w:tc>
+          <w:tcPr>
+            <w:tcW w:type="dxa" w:w="4533"/>
+          </w:tcPr>
+          <w:p>
+            <w:pPr>
+              <w:spacing w:before="40" w:after="40" w:line="288" w:lineRule="auto"/>
+            </w:pPr>
+            <w:r/>
+            <w:r>
+              <w:rPr>
+                <w:rFonts w:ascii="Microsoft YaHei" w:hAnsi="Microsoft YaHei"/>
+                <w:sz w:val="18"/>
+              </w:rPr>
+              <w:t>布林带上轨</w:t>
+            </w:r>
+          </w:p>
+        </w:tc>
+        <w:tc>
+          <w:tcPr>
+            <w:tcW w:type="dxa" w:w="4533"/>
+          </w:tcPr>
+          <w:p>
+            <w:pPr>
+              <w:spacing w:before="40" w:after="40" w:line="288" w:lineRule="auto"/>
+            </w:pPr>
+            <w:r/>
+            <w:r>
+              <w:rPr>
+                <w:rFonts w:ascii="Microsoft YaHei" w:hAnsi="Microsoft YaHei"/>
+                <w:b/>
+                <w:color w:val="1A1A1A"/>
+                <w:sz w:val="18"/>
+              </w:rPr>
+              <w:t>8.80 元</w:t>
+            </w:r>
+          </w:p>
+        </w:tc>
+      </w:tr>
+      <w:tr>
+        <w:tc>
+          <w:tcPr>
+            <w:tcW w:type="dxa" w:w="4533"/>
+            <w:shd w:fill="F8F9FA" w:val="clear"/>
+          </w:tcPr>
+          <w:p>
+            <w:pPr>
+              <w:spacing w:before="40" w:after="40" w:line="288" w:lineRule="auto"/>
+            </w:pPr>
+            <w:r/>
+            <w:r>
+              <w:rPr>
+                <w:rFonts w:ascii="Microsoft YaHei" w:hAnsi="Microsoft YaHei"/>
+                <w:sz w:val="18"/>
+              </w:rPr>
+              <w:t>布林带下轨</w:t>
+            </w:r>
+          </w:p>
+        </w:tc>
+        <w:tc>
+          <w:tcPr>
+            <w:tcW w:type="dxa" w:w="4533"/>
+            <w:shd w:fill="F8F9FA" w:val="clear"/>
+          </w:tcPr>
+          <w:p>
+            <w:pPr>
+              <w:spacing w:before="40" w:after="40" w:line="288" w:lineRule="auto"/>
+            </w:pPr>
+            <w:r/>
+            <w:r>
+              <w:rPr>
+                <w:rFonts w:ascii="Microsoft YaHei" w:hAnsi="Microsoft YaHei"/>
+                <w:b/>
+                <w:color w:val="1A1A1A"/>
+                <w:sz w:val="18"/>
+              </w:rPr>
+              <w:t>7.76 元</w:t>
+            </w:r>
+          </w:p>
+        </w:tc>
+      </w:tr>
+      <w:tr>
+        <w:tc>
+          <w:tcPr>
+            <w:tcW w:type="dxa" w:w="4533"/>
+          </w:tcPr>
+          <w:p>
+            <w:pPr>
+              <w:spacing w:before="40" w:after="40" w:line="288" w:lineRule="auto"/>
+            </w:pPr>
+            <w:r/>
+            <w:r>
+              <w:rPr>
+                <w:rFonts w:ascii="Microsoft YaHei" w:hAnsi="Microsoft YaHei"/>
+                <w:sz w:val="18"/>
+              </w:rPr>
+              <w:t>当前距上轨</w:t>
+            </w:r>
+          </w:p>
+        </w:tc>
+        <w:tc>
+          <w:tcPr>
+            <w:tcW w:type="dxa" w:w="4533"/>
+          </w:tcPr>
+          <w:p>
+            <w:pPr>
+              <w:spacing w:before="40" w:after="40" w:line="288" w:lineRule="auto"/>
+            </w:pPr>
+            <w:r/>
+            <w:r>
+              <w:rPr>
+                <w:rFonts w:ascii="Microsoft YaHei" w:hAnsi="Microsoft YaHei"/>
+                <w:b/>
+                <w:color w:val="1A1A1A"/>
+                <w:sz w:val="18"/>
+              </w:rPr>
+              <w:t>仅 0.8%（0.07 元）</w:t>
+            </w:r>
+          </w:p>
+        </w:tc>
+      </w:tr>
+    </w:tbl>
+    <w:p/>
     <w:p>
-      <w:pPr>
-        <w:pStyle w:val="ListBullet"/>
-      </w:pPr>
-      <w:r>
-        <w:rPr>
-          <w:rFonts w:ascii="Microsoft YaHei" w:hAnsi="Microsoft YaHei"/>
-        </w:rPr>
-        <w:t>布林上轨：</w:t>
-      </w:r>
       <w:r>
         <w:rPr>
           <w:rFonts w:ascii="Microsoft YaHei" w:hAnsi="Microsoft YaHei"/>
           <w:b/>
           <w:color w:val="1A1A1A"/>
         </w:rPr>
-        <w:t>8.80元</w:t>
+        <w:t>技术研判：</w:t>
       </w:r>
     </w:p>
     <w:p>
@@ -2167,7 +2642,7 @@
         <w:rPr>
           <w:rFonts w:ascii="Microsoft YaHei" w:hAnsi="Microsoft YaHei"/>
         </w:rPr>
-        <w:t>布林中轨（MA20）：</w:t>
+        <w:t xml:space="preserve">股价 </w:t>
       </w:r>
       <w:r>
         <w:rPr>
@@ -2175,7 +2650,27 @@
           <w:b/>
           <w:color w:val="1A1A1A"/>
         </w:rPr>
-        <w:t>8.28元</w:t>
+        <w:t>8.73 元</w:t>
+      </w:r>
+      <w:r>
+        <w:rPr>
+          <w:rFonts w:ascii="Microsoft YaHei" w:hAnsi="Microsoft YaHei"/>
+        </w:rPr>
+        <w:t xml:space="preserve"> 站上 MA5（8.63）、MA10（8.51）和 MA20（8.28），</w:t>
+      </w:r>
+      <w:r>
+        <w:rPr>
+          <w:rFonts w:ascii="Microsoft YaHei" w:hAnsi="Microsoft YaHei"/>
+          <w:b/>
+          <w:color w:val="1A1A1A"/>
+        </w:rPr>
+        <w:t>短期、中期均线多头排列</w:t>
+      </w:r>
+      <w:r>
+        <w:rPr>
+          <w:rFonts w:ascii="Microsoft YaHei" w:hAnsi="Microsoft YaHei"/>
+        </w:rPr>
+        <w:t>，趋势向好。</w:t>
       </w:r>
     </w:p>
     <w:p>
@@ -2186,7 +2681,7 @@
         <w:rPr>
           <w:rFonts w:ascii="Microsoft YaHei" w:hAnsi="Microsoft YaHei"/>
         </w:rPr>
-        <w:t>布林下轨：</w:t>
+        <w:t xml:space="preserve">当前价距布林带上轨 </w:t>
       </w:r>
       <w:r>
         <w:rPr>
@@ -2194,7 +2689,41 @@
           <w:b/>
           <w:color w:val="1A1A1A"/>
         </w:rPr>
-        <w:t>7.76元</w:t>
+        <w:t>8.80 元</w:t>
+      </w:r>
+      <w:r>
+        <w:rPr>
+          <w:rFonts w:ascii="Microsoft YaHei" w:hAnsi="Microsoft YaHei"/>
+        </w:rPr>
+        <w:t xml:space="preserve"> 仅差 </w:t>
+      </w:r>
+      <w:r>
+        <w:rPr>
+          <w:rFonts w:ascii="Microsoft YaHei" w:hAnsi="Microsoft YaHei"/>
+          <w:b/>
+          <w:color w:val="1A1A1A"/>
+        </w:rPr>
+        <w:t>0.07 元（0.8%）</w:t>
+      </w:r>
+      <w:r>
+        <w:rPr>
+          <w:rFonts w:ascii="Microsoft YaHei" w:hAnsi="Microsoft YaHei"/>
+        </w:rPr>
+        <w:t xml:space="preserve">，已触及 </w:t>
+      </w:r>
+      <w:r>
+        <w:rPr>
+          <w:rFonts w:ascii="Microsoft YaHei" w:hAnsi="Microsoft YaHei"/>
+          <w:b/>
+          <w:color w:val="1A1A1A"/>
+        </w:rPr>
+        <w:t>布林带上轨压力区</w:t>
+      </w:r>
+      <w:r>
+        <w:rPr>
+          <w:rFonts w:ascii="Microsoft YaHei" w:hAnsi="Microsoft YaHei"/>
+        </w:rPr>
+        <w:t>。若午后量能持续配合，有望突破上轨打开上行空间；若受阻回落，则可能回踩 MA5（8.63）寻求支撑。</w:t>
       </w:r>
     </w:p>
     <w:p>
@@ -2205,51 +2734,7 @@
         <w:rPr>
           <w:rFonts w:ascii="Microsoft YaHei" w:hAnsi="Microsoft YaHei"/>
         </w:rPr>
-        <w:t xml:space="preserve">当前价 </w:t>
-      </w:r>
-      <w:r>
-        <w:rPr>
-          <w:rFonts w:ascii="Microsoft YaHei" w:hAnsi="Microsoft YaHei"/>
-          <w:b/>
-          <w:color w:val="1A1A1A"/>
-        </w:rPr>
-        <w:t>8.73元</w:t>
-      </w:r>
-      <w:r>
-        <w:rPr>
-          <w:rFonts w:ascii="Microsoft YaHei" w:hAnsi="Microsoft YaHei"/>
-        </w:rPr>
-        <w:t xml:space="preserve">，距上轨仅 </w:t>
-      </w:r>
-      <w:r>
-        <w:rPr>
-          <w:rFonts w:ascii="Microsoft YaHei" w:hAnsi="Microsoft YaHei"/>
-          <w:b/>
-          <w:color w:val="1A1A1A"/>
-        </w:rPr>
-        <w:t>0.80%</w:t>
-      </w:r>
-    </w:p>
-    <w:p>
-      <w:r>
-        <w:rPr>
-          <w:rFonts w:ascii="Microsoft YaHei" w:hAnsi="Microsoft YaHei"/>
-        </w:rPr>
-        <w:t xml:space="preserve">股价已接近布林带上轨，短期或有技术性压力，但强势行情中股价沿上轨运行亦属常见。若午后能放量突破 </w:t>
-      </w:r>
-      <w:r>
-        <w:rPr>
-          <w:rFonts w:ascii="Microsoft YaHei" w:hAnsi="Microsoft YaHei"/>
-          <w:b/>
-          <w:color w:val="1A1A1A"/>
-        </w:rPr>
-        <w:t>8.80元</w:t>
-      </w:r>
-      <w:r>
-        <w:rPr>
-          <w:rFonts w:ascii="Microsoft YaHei" w:hAnsi="Microsoft YaHei"/>
-        </w:rPr>
-        <w:t xml:space="preserve"> 上轨压制，则有望打开新的上行空间。</w:t>
+        <w:t>均线发散方向向上，MA5 与 MA10 间距约 0.12 元，呈健康的多头斜率。</w:t>
       </w:r>
     </w:p>
     <w:p>
@@ -2278,16 +2763,62 @@
       </w:r>
     </w:p>
     <w:p>
+      <w:pPr>
+        <w:spacing w:before="280" w:after="80" w:line="312" w:lineRule="auto"/>
+      </w:pPr>
+      <w:r>
+        <w:rPr>
+          <w:rFonts w:ascii="Microsoft YaHei" w:hAnsi="Microsoft YaHei"/>
+          <w:b/>
+          <w:color w:val="333333"/>
+          <w:sz w:val="24"/>
+        </w:rPr>
+        <w:t>相关快讯分析</w:t>
+      </w:r>
+    </w:p>
+    <w:p>
+      <w:r>
+        <w:rPr>
+          <w:rFonts w:ascii="Microsoft YaHei" w:hAnsi="Microsoft YaHei"/>
+          <w:b/>
+          <w:color w:val="1A1A1A"/>
+        </w:rPr>
+        <w:t>消息：</w:t>
+      </w:r>
       <w:r>
         <w:rPr>
           <w:rFonts w:ascii="Microsoft YaHei" w:hAnsi="Microsoft YaHei"/>
         </w:rPr>
-        <w:t>相关资讯要点梳理：</w:t>
+        <w:t xml:space="preserve"> 隔夜全球要闻中提到，伊朗提议由伊朗和阿曼分别管理霍尔木兹海峡两侧的单向航运通行，且伊朗军方称，接受美国使用伊朗资产进行赔偿的国家或公司，其所属船只将不被允许通过霍尔木兹海峡。同时，国际原油期货结算价大幅收跌超 </w:t>
+      </w:r>
+      <w:r>
+        <w:rPr>
+          <w:rFonts w:ascii="Microsoft YaHei" w:hAnsi="Microsoft YaHei"/>
+          <w:b/>
+          <w:color w:val="1A1A1A"/>
+        </w:rPr>
+        <w:t>4%</w:t>
+      </w:r>
+      <w:r>
+        <w:rPr>
+          <w:rFonts w:ascii="Microsoft YaHei" w:hAnsi="Microsoft YaHei"/>
+        </w:rPr>
+        <w:t>。</w:t>
+      </w:r>
+    </w:p>
+    <w:p>
+      <w:r>
+        <w:rPr>
+          <w:rFonts w:ascii="Microsoft YaHei" w:hAnsi="Microsoft YaHei"/>
+          <w:b/>
+          <w:color w:val="1A1A1A"/>
+        </w:rPr>
+        <w:t>影响分析：</w:t>
       </w:r>
     </w:p>
     <w:p>
       <w:pPr>
-        <w:pStyle w:val="ListNumber"/>
+        <w:pStyle w:val="ListBullet"/>
       </w:pPr>
       <w:r>
         <w:rPr>
@@ -2295,13 +2826,24 @@
           <w:b/>
           <w:color w:val="1A1A1A"/>
         </w:rPr>
-        <w:t>融资信息</w:t>
+        <w:t>霍尔木兹海峡</w:t>
       </w:r>
       <w:r>
         <w:rPr>
           <w:rFonts w:ascii="Microsoft YaHei" w:hAnsi="Microsoft YaHei"/>
         </w:rPr>
-        <w:t>（a_01）—— 7月28日融资买入530.38万元，融资余额5804.91万元，占流通市值比例0.12%，低于近一年10%分位。</w:t>
+        <w:t xml:space="preserve"> 是全球最重要的原油和航运咽喉之一，伊朗的相关表态增加了地缘不确定性。但伊朗同时承诺已与美方沟通，短期内爆发冲突的概率不高。</w:t>
+      </w:r>
+    </w:p>
+    <w:p>
+      <w:pPr>
+        <w:pStyle w:val="ListBullet"/>
+      </w:pPr>
+      <w:r>
+        <w:rPr>
+          <w:rFonts w:ascii="Microsoft YaHei" w:hAnsi="Microsoft YaHei"/>
+        </w:rPr>
+        <w:t xml:space="preserve">原油价格大跌 </w:t>
       </w:r>
       <w:r>
         <w:rPr>
@@ -2309,26 +2851,24 @@
           <w:b/>
           <w:color w:val="1A1A1A"/>
         </w:rPr>
-        <w:t>融资余额处于历史低位，筹码锁定度高，空头压力小。</w:t>
-      </w:r>
-    </w:p>
-    <w:p>
-      <w:pPr>
-        <w:pStyle w:val="ListNumber"/>
-      </w:pPr>
-      <w:r>
-        <w:rPr>
-          <w:rFonts w:ascii="Microsoft YaHei" w:hAnsi="Microsoft YaHei"/>
-          <w:b/>
-          <w:color w:val="1A1A1A"/>
-        </w:rPr>
-        <w:t>西海岸新区重点项目推进</w:t>
+        <w:t>超 4%</w:t>
       </w:r>
       <w:r>
         <w:rPr>
           <w:rFonts w:ascii="Microsoft YaHei" w:hAnsi="Microsoft YaHei"/>
         </w:rPr>
-        <w:t>（a_02）—— 青岛西海岸新区推动重点项目"快建设早投用"，包括"直通车服务"和"专班服务"。青岛港作为西海岸新区核心基础设施，</w:t>
+        <w:t>，对航运成本端构成利好——燃料油成本下降将直接改善航运/港口企业的成本结构。</w:t>
+      </w:r>
+    </w:p>
+    <w:p>
+      <w:pPr>
+        <w:pStyle w:val="ListBullet"/>
+      </w:pPr>
+      <w:r>
+        <w:rPr>
+          <w:rFonts w:ascii="Microsoft YaHei" w:hAnsi="Microsoft YaHei"/>
+        </w:rPr>
+        <w:t xml:space="preserve">综合来看，该消息对港口板块 </w:t>
       </w:r>
       <w:r>
         <w:rPr>
@@ -2336,145 +2876,13 @@
           <w:b/>
           <w:color w:val="1A1A1A"/>
         </w:rPr>
-        <w:t>直接受益于区域投资加码</w:t>
+        <w:t>偏正面</w:t>
       </w:r>
       <w:r>
         <w:rPr>
           <w:rFonts w:ascii="Microsoft YaHei" w:hAnsi="Microsoft YaHei"/>
         </w:rPr>
-        <w:t>，未来吞吐量有望提升。</w:t>
-      </w:r>
-    </w:p>
-    <w:p>
-      <w:pPr>
-        <w:pStyle w:val="ListNumber"/>
-      </w:pPr>
-      <w:r>
-        <w:rPr>
-          <w:rFonts w:ascii="Microsoft YaHei" w:hAnsi="Microsoft YaHei"/>
-          <w:b/>
-          <w:color w:val="1A1A1A"/>
-        </w:rPr>
-        <w:t>青岛引航站保障"美博马士基"轮安全靠泊</w:t>
-      </w:r>
-      <w:r>
-        <w:rPr>
-          <w:rFonts w:ascii="Microsoft YaHei" w:hAnsi="Microsoft YaHei"/>
-        </w:rPr>
-        <w:t>（a_03）—— 浓雾天气下双引航员协同护航，体现青岛港</w:t>
-      </w:r>
-      <w:r>
-        <w:rPr>
-          <w:rFonts w:ascii="Microsoft YaHei" w:hAnsi="Microsoft YaHei"/>
-          <w:b/>
-          <w:color w:val="1A1A1A"/>
-        </w:rPr>
-        <w:t>运营保障能力强、调度水平高</w:t>
-      </w:r>
-      <w:r>
-        <w:rPr>
-          <w:rFonts w:ascii="Microsoft YaHei" w:hAnsi="Microsoft YaHei"/>
-        </w:rPr>
-        <w:t>，巩固其作为国际大港的服务口碑。</w:t>
-      </w:r>
-    </w:p>
-    <w:p>
-      <w:pPr>
-        <w:pStyle w:val="ListNumber"/>
-      </w:pPr>
-      <w:r>
-        <w:rPr>
-          <w:rFonts w:ascii="Microsoft YaHei" w:hAnsi="Microsoft YaHei"/>
-          <w:b/>
-          <w:color w:val="1A1A1A"/>
-        </w:rPr>
-        <w:t>山东港口"期中答卷"</w:t>
-      </w:r>
-      <w:r>
-        <w:rPr>
-          <w:rFonts w:ascii="Microsoft YaHei" w:hAnsi="Microsoft YaHei"/>
-        </w:rPr>
-        <w:t>（a_05）—— 山东港口交出攻坚奋进"期中答卷"，虽未获取正文，但结合时间节点（7月28日），大概率涉及</w:t>
-      </w:r>
-      <w:r>
-        <w:rPr>
-          <w:rFonts w:ascii="Microsoft YaHei" w:hAnsi="Microsoft YaHei"/>
-          <w:b/>
-          <w:color w:val="1A1A1A"/>
-        </w:rPr>
-        <w:t>2026年上半年经营数据或吞吐量成绩</w:t>
-      </w:r>
-      <w:r>
-        <w:rPr>
-          <w:rFonts w:ascii="Microsoft YaHei" w:hAnsi="Microsoft YaHei"/>
-        </w:rPr>
-        <w:t>，若数据亮眼将是中期股价催化剂。</w:t>
-      </w:r>
-    </w:p>
-    <w:p>
-      <w:pPr>
-        <w:pStyle w:val="ListNumber"/>
-      </w:pPr>
-      <w:r>
-        <w:rPr>
-          <w:rFonts w:ascii="Microsoft YaHei" w:hAnsi="Microsoft YaHei"/>
-          <w:b/>
-          <w:color w:val="1A1A1A"/>
-        </w:rPr>
-        <w:t>专利与软著</w:t>
-      </w:r>
-      <w:r>
-        <w:rPr>
-          <w:rFonts w:ascii="Microsoft YaHei" w:hAnsi="Microsoft YaHei"/>
-        </w:rPr>
-        <w:t>（a_06、a_07）—— 青岛港取得"密封组件及转向油缸"实用新型专利，并注册"干散货码头全要素调度堆场计划智能体系统V1.0"软件著作权。标志公司在</w:t>
-      </w:r>
-      <w:r>
-        <w:rPr>
-          <w:rFonts w:ascii="Microsoft YaHei" w:hAnsi="Microsoft YaHei"/>
-          <w:b/>
-          <w:color w:val="1A1A1A"/>
-        </w:rPr>
-        <w:t>自动化、智能化港口建设方面持续投入</w:t>
-      </w:r>
-      <w:r>
-        <w:rPr>
-          <w:rFonts w:ascii="Microsoft YaHei" w:hAnsi="Microsoft YaHei"/>
-        </w:rPr>
-        <w:t>，符合行业智慧化转型趋势。</w:t>
-      </w:r>
-    </w:p>
-    <w:p>
-      <w:pPr>
-        <w:pStyle w:val="ListNumber"/>
-      </w:pPr>
-      <w:r>
-        <w:rPr>
-          <w:rFonts w:ascii="Microsoft YaHei" w:hAnsi="Microsoft YaHei"/>
-          <w:b/>
-          <w:color w:val="1A1A1A"/>
-        </w:rPr>
-        <w:t>全球要闻</w:t>
-      </w:r>
-      <w:r>
-        <w:rPr>
-          <w:rFonts w:ascii="Microsoft YaHei" w:hAnsi="Microsoft YaHei"/>
-        </w:rPr>
-        <w:t>：伊朗提议管理霍尔木兹海峡一侧的航运通行，国际原油期货结算价大跌超4%。该消息对全球航运格局有一定扰动，但青岛港以</w:t>
-      </w:r>
-      <w:r>
-        <w:rPr>
-          <w:rFonts w:ascii="Microsoft YaHei" w:hAnsi="Microsoft YaHei"/>
-          <w:b/>
-          <w:color w:val="1A1A1A"/>
-        </w:rPr>
-        <w:t>东北亚集装箱/干散货贸易为主</w:t>
-      </w:r>
-      <w:r>
-        <w:rPr>
-          <w:rFonts w:ascii="Microsoft YaHei" w:hAnsi="Microsoft YaHei"/>
-        </w:rPr>
-        <w:t>，直接受中东局势影响有限，更多是情绪层面的传导。</w:t>
+        <w:t>：地缘溢价有限，但原油成本下降的利好确定性更强。</w:t>
       </w:r>
     </w:p>
     <w:p>
@@ -2500,6 +2908,20 @@
           <w:sz w:val="28"/>
         </w:rPr>
         <w:t>板块关联</w:t>
+      </w:r>
+    </w:p>
+    <w:p>
+      <w:pPr>
+        <w:spacing w:before="280" w:after="80" w:line="312" w:lineRule="auto"/>
+      </w:pPr>
+      <w:r>
+        <w:rPr>
+          <w:rFonts w:ascii="Microsoft YaHei" w:hAnsi="Microsoft YaHei"/>
+          <w:b/>
+          <w:color w:val="333333"/>
+          <w:sz w:val="24"/>
+        </w:rPr>
+        <w:t>所属板块表现</w:t>
       </w:r>
     </w:p>
     <w:tbl>
@@ -2597,7 +3019,7 @@
                 <w:color w:val="1A1A1A"/>
                 <w:sz w:val="18"/>
               </w:rPr>
-              <w:t>个股排名</w:t>
+              <w:t>板块内该股排名</w:t>
             </w:r>
           </w:p>
         </w:tc>
@@ -2671,6 +3093,8 @@
             <w:r>
               <w:rPr>
                 <w:rFonts w:ascii="Microsoft YaHei" w:hAnsi="Microsoft YaHei"/>
+                <w:b/>
+                <w:color w:val="1A1A1A"/>
                 <w:sz w:val="18"/>
               </w:rPr>
               <w:t>15/47</w:t>
@@ -2852,7 +3276,7 @@
                 <w:rFonts w:ascii="Microsoft YaHei" w:hAnsi="Microsoft YaHei"/>
                 <w:sz w:val="18"/>
               </w:rPr>
-              <w:t>沪深300样本股</w:t>
+              <w:t>工业(A股)</w:t>
             </w:r>
           </w:p>
         </w:tc>
@@ -2873,7 +3297,7 @@
                 <w:color w:val="1A1A1A"/>
                 <w:sz w:val="18"/>
               </w:rPr>
-              <w:t>+1.57%</w:t>
+              <w:t>-2.77%</w:t>
             </w:r>
           </w:p>
         </w:tc>
@@ -2892,7 +3316,7 @@
                 <w:rFonts w:ascii="Microsoft YaHei" w:hAnsi="Microsoft YaHei"/>
                 <w:sz w:val="18"/>
               </w:rPr>
-              <w:t>75/1158</w:t>
+              <w:t>779/1158</w:t>
             </w:r>
           </w:p>
         </w:tc>
@@ -2911,7 +3335,7 @@
                 <w:rFonts w:ascii="Microsoft YaHei" w:hAnsi="Microsoft YaHei"/>
                 <w:sz w:val="18"/>
               </w:rPr>
-              <w:t>201/319</w:t>
+              <w:t>193/1209</w:t>
             </w:r>
           </w:p>
         </w:tc>
@@ -2919,11 +3343,22 @@
     </w:tbl>
     <w:p/>
     <w:p>
+      <w:pPr>
+        <w:pStyle w:val="ListBullet"/>
+      </w:pPr>
+      <w:r>
+        <w:rPr>
+          <w:rFonts w:ascii="Microsoft YaHei" w:hAnsi="Microsoft YaHei"/>
+          <w:b/>
+          <w:color w:val="1A1A1A"/>
+        </w:rPr>
+        <w:t>交通基本设施</w:t>
+      </w:r>
       <w:r>
         <w:rPr>
           <w:rFonts w:ascii="Microsoft YaHei" w:hAnsi="Microsoft YaHei"/>
         </w:rPr>
-        <w:t>海港与服务板块中，</w:t>
+        <w:t xml:space="preserve"> 板块 </w:t>
       </w:r>
       <w:r>
         <w:rPr>
@@ -2931,13 +3366,13 @@
           <w:b/>
           <w:color w:val="1A1A1A"/>
         </w:rPr>
-        <w:t>招商港口 +3.18%、辽港股份 +2.80%、唐山港 +2.01%</w:t>
+        <w:t>+0.87%</w:t>
       </w:r>
       <w:r>
         <w:rPr>
           <w:rFonts w:ascii="Microsoft YaHei" w:hAnsi="Microsoft YaHei"/>
         </w:rPr>
-        <w:t xml:space="preserve"> 领涨，青岛港 </w:t>
+        <w:t xml:space="preserve">，位于全市场前 </w:t>
       </w:r>
       <w:r>
         <w:rPr>
@@ -2945,13 +3380,141 @@
           <w:b/>
           <w:color w:val="1A1A1A"/>
         </w:rPr>
-        <w:t>+1.63%</w:t>
+        <w:t>12%</w:t>
       </w:r>
       <w:r>
         <w:rPr>
           <w:rFonts w:ascii="Microsoft YaHei" w:hAnsi="Microsoft YaHei"/>
         </w:rPr>
-        <w:t xml:space="preserve"> 处于板块中上游。板块整体呈普涨格局，受大盘情绪回暖带动。</w:t>
+        <w:t xml:space="preserve">（137/1158），表现优于大盘。青岛港在该板块 47 只成分股中排名 </w:t>
+      </w:r>
+      <w:r>
+        <w:rPr>
+          <w:rFonts w:ascii="Microsoft YaHei" w:hAnsi="Microsoft YaHei"/>
+          <w:b/>
+          <w:color w:val="1A1A1A"/>
+        </w:rPr>
+        <w:t>15 位</w:t>
+      </w:r>
+      <w:r>
+        <w:rPr>
+          <w:rFonts w:ascii="Microsoft YaHei" w:hAnsi="Microsoft YaHei"/>
+        </w:rPr>
+        <w:t>，属于中上水平。</w:t>
+      </w:r>
+    </w:p>
+    <w:p>
+      <w:pPr>
+        <w:pStyle w:val="ListBullet"/>
+      </w:pPr>
+      <w:r>
+        <w:rPr>
+          <w:rFonts w:ascii="Microsoft YaHei" w:hAnsi="Microsoft YaHei"/>
+          <w:b/>
+          <w:color w:val="1A1A1A"/>
+        </w:rPr>
+        <w:t>海港与服务</w:t>
+      </w:r>
+      <w:r>
+        <w:rPr>
+          <w:rFonts w:ascii="Microsoft YaHei" w:hAnsi="Microsoft YaHei"/>
+        </w:rPr>
+        <w:t xml:space="preserve"> 板块 </w:t>
+      </w:r>
+      <w:r>
+        <w:rPr>
+          <w:rFonts w:ascii="Microsoft YaHei" w:hAnsi="Microsoft YaHei"/>
+          <w:b/>
+          <w:color w:val="1A1A1A"/>
+        </w:rPr>
+        <w:t>+0.60%</w:t>
+      </w:r>
+      <w:r>
+        <w:rPr>
+          <w:rFonts w:ascii="Microsoft YaHei" w:hAnsi="Microsoft YaHei"/>
+        </w:rPr>
+        <w:t xml:space="preserve">，青岛港排名 </w:t>
+      </w:r>
+      <w:r>
+        <w:rPr>
+          <w:rFonts w:ascii="Microsoft YaHei" w:hAnsi="Microsoft YaHei"/>
+          <w:b/>
+          <w:color w:val="1A1A1A"/>
+        </w:rPr>
+        <w:t>5/19</w:t>
+      </w:r>
+      <w:r>
+        <w:rPr>
+          <w:rFonts w:ascii="Microsoft YaHei" w:hAnsi="Microsoft YaHei"/>
+        </w:rPr>
+        <w:t xml:space="preserve">，进入板块前 </w:t>
+      </w:r>
+      <w:r>
+        <w:rPr>
+          <w:rFonts w:ascii="Microsoft YaHei" w:hAnsi="Microsoft YaHei"/>
+          <w:b/>
+          <w:color w:val="1A1A1A"/>
+        </w:rPr>
+        <w:t>1/4</w:t>
+      </w:r>
+      <w:r>
+        <w:rPr>
+          <w:rFonts w:ascii="Microsoft YaHei" w:hAnsi="Microsoft YaHei"/>
+        </w:rPr>
+        <w:t>，说明其在港口同业中表现相对强势。</w:t>
+      </w:r>
+    </w:p>
+    <w:p>
+      <w:pPr>
+        <w:pStyle w:val="ListBullet"/>
+      </w:pPr>
+      <w:r>
+        <w:rPr>
+          <w:rFonts w:ascii="Microsoft YaHei" w:hAnsi="Microsoft YaHei"/>
+        </w:rPr>
+        <w:t>领涨同业中，</w:t>
+      </w:r>
+      <w:r>
+        <w:rPr>
+          <w:rFonts w:ascii="Microsoft YaHei" w:hAnsi="Microsoft YaHei"/>
+          <w:b/>
+          <w:color w:val="1A1A1A"/>
+        </w:rPr>
+        <w:t>皖通高速 +8.87%</w:t>
+      </w:r>
+      <w:r>
+        <w:rPr>
+          <w:rFonts w:ascii="Microsoft YaHei" w:hAnsi="Microsoft YaHei"/>
+        </w:rPr>
+        <w:t>、</w:t>
+      </w:r>
+      <w:r>
+        <w:rPr>
+          <w:rFonts w:ascii="Microsoft YaHei" w:hAnsi="Microsoft YaHei"/>
+          <w:b/>
+          <w:color w:val="1A1A1A"/>
+        </w:rPr>
+        <w:t>山东高速 +5.49%</w:t>
+      </w:r>
+      <w:r>
+        <w:rPr>
+          <w:rFonts w:ascii="Microsoft YaHei" w:hAnsi="Microsoft YaHei"/>
+        </w:rPr>
+        <w:t>、</w:t>
+      </w:r>
+      <w:r>
+        <w:rPr>
+          <w:rFonts w:ascii="Microsoft YaHei" w:hAnsi="Microsoft YaHei"/>
+          <w:b/>
+          <w:color w:val="1A1A1A"/>
+        </w:rPr>
+        <w:t>招商港口 +3.18%</w:t>
+      </w:r>
+      <w:r>
+        <w:rPr>
+          <w:rFonts w:ascii="Microsoft YaHei" w:hAnsi="Microsoft YaHei"/>
+        </w:rPr>
+        <w:t xml:space="preserve"> 带动板块情绪，青岛港涨幅居中，跟涨特征明显但未透支。</w:t>
       </w:r>
     </w:p>
     <w:p>
@@ -2977,38 +3540,6 @@
           <w:sz w:val="28"/>
         </w:rPr>
         <w:t>综合研判</w:t>
-      </w:r>
-    </w:p>
-    <w:p>
-      <w:r>
-        <w:rPr>
-          <w:rFonts w:ascii="Microsoft YaHei" w:hAnsi="Microsoft YaHei"/>
-          <w:b/>
-          <w:color w:val="1A1A1A"/>
-        </w:rPr>
-        <w:t>主力观点：偏多</w:t>
-      </w:r>
-    </w:p>
-    <w:p>
-      <w:r>
-        <w:rPr>
-          <w:rFonts w:ascii="Microsoft YaHei" w:hAnsi="Microsoft YaHei"/>
-        </w:rPr>
-        <w:t>今日青岛港呈现</w:t>
-      </w:r>
-      <w:r>
-        <w:rPr>
-          <w:rFonts w:ascii="Microsoft YaHei" w:hAnsi="Microsoft YaHei"/>
-          <w:b/>
-          <w:color w:val="1A1A1A"/>
-        </w:rPr>
-        <w:t>量价齐升、资金净流入、技术多头</w:t>
-      </w:r>
-      <w:r>
-        <w:rPr>
-          <w:rFonts w:ascii="Microsoft YaHei" w:hAnsi="Microsoft YaHei"/>
-        </w:rPr>
-        <w:t>的强势格局，具体归纳如下：</w:t>
       </w:r>
     </w:p>
     <w:tbl>
@@ -3062,7 +3593,7 @@
                 <w:color w:val="1A1A1A"/>
                 <w:sz w:val="18"/>
               </w:rPr>
-              <w:t>研判</w:t>
+              <w:t>结论</w:t>
             </w:r>
           </w:p>
         </w:tc>
@@ -3084,7 +3615,7 @@
                 <w:color w:val="1A1A1A"/>
                 <w:sz w:val="18"/>
               </w:rPr>
-              <w:t>走势</w:t>
+              <w:t>市场情绪</w:t>
             </w:r>
           </w:p>
         </w:tc>
@@ -3102,7 +3633,7 @@
                 <w:rFonts w:ascii="Microsoft YaHei" w:hAnsi="Microsoft YaHei"/>
                 <w:sz w:val="18"/>
               </w:rPr>
-              <w:t>低开高走，收于日内高点，外盘&gt;内盘，主动买盘主导</w:t>
+              <w:t>市场整体人气高涨（热度 68），上涨占比超 80%，为个股营造了良好的做多氛围</w:t>
             </w:r>
           </w:p>
         </w:tc>
@@ -3125,7 +3656,7 @@
                 <w:color w:val="1A1A1A"/>
                 <w:sz w:val="18"/>
               </w:rPr>
-              <w:t>资金</w:t>
+              <w:t>量价配合</w:t>
             </w:r>
           </w:p>
         </w:tc>
@@ -3144,7 +3675,7 @@
                 <w:rFonts w:ascii="Microsoft YaHei" w:hAnsi="Microsoft YaHei"/>
                 <w:sz w:val="18"/>
               </w:rPr>
-              <w:t>全天净流入1668万元，大/中/小单全线净流入，结构健康</w:t>
+              <w:t>温和放量 +1.63%，外盘 &gt; 内盘，量比 1.29，量价关系健康</w:t>
             </w:r>
           </w:p>
         </w:tc>
@@ -3166,7 +3697,7 @@
                 <w:color w:val="1A1A1A"/>
                 <w:sz w:val="18"/>
               </w:rPr>
-              <w:t>技术</w:t>
+              <w:t>资金面</w:t>
             </w:r>
           </w:p>
         </w:tc>
@@ -3184,7 +3715,7 @@
                 <w:rFonts w:ascii="Microsoft YaHei" w:hAnsi="Microsoft YaHei"/>
                 <w:sz w:val="18"/>
               </w:rPr>
-              <w:t>MA5/MA10/MA20多头排列，偏离度合理，靠近布林上轨但未超买</w:t>
+              <w:t>净流入 2,757 万，大/中/小单全线净流入，资金一致性做多</w:t>
             </w:r>
           </w:p>
         </w:tc>
@@ -3207,7 +3738,7 @@
                 <w:color w:val="1A1A1A"/>
                 <w:sz w:val="18"/>
               </w:rPr>
-              <w:t>估值</w:t>
+              <w:t>技术面</w:t>
             </w:r>
           </w:p>
         </w:tc>
@@ -3226,7 +3757,7 @@
                 <w:rFonts w:ascii="Microsoft YaHei" w:hAnsi="Microsoft YaHei"/>
                 <w:sz w:val="18"/>
               </w:rPr>
-              <w:t>PE 10.31倍，PB 1.20倍，在港口板块中具备安全边际</w:t>
+              <w:t>短线站上所有均线，多头排列，但已逼近布林带上轨（8.80），面临短期压力</w:t>
             </w:r>
           </w:p>
         </w:tc>
@@ -3248,7 +3779,7 @@
                 <w:color w:val="1A1A1A"/>
                 <w:sz w:val="18"/>
               </w:rPr>
-              <w:t>消息</w:t>
+              <w:t>估值</w:t>
             </w:r>
           </w:p>
         </w:tc>
@@ -3266,7 +3797,7 @@
                 <w:rFonts w:ascii="Microsoft YaHei" w:hAnsi="Microsoft YaHei"/>
                 <w:sz w:val="18"/>
               </w:rPr>
-              <w:t>西海岸新区基建加码、山东港口期中答卷（预计偏正面）、智能化专利落地</w:t>
+              <w:t>动态 PE 10.31 倍，PB 1.20 倍，在港口板块中估值偏低，安全边际充足</w:t>
             </w:r>
           </w:p>
         </w:tc>
@@ -3289,7 +3820,7 @@
                 <w:color w:val="1A1A1A"/>
                 <w:sz w:val="18"/>
               </w:rPr>
-              <w:t>板块</w:t>
+              <w:t>板块协同</w:t>
             </w:r>
           </w:p>
         </w:tc>
@@ -3308,7 +3839,7 @@
                 <w:rFonts w:ascii="Microsoft YaHei" w:hAnsi="Microsoft YaHei"/>
                 <w:sz w:val="18"/>
               </w:rPr>
-              <w:t>交通基建/海港服务板块领涨，板块共振效应良好</w:t>
+              <w:t>交通基建、港口板块均录得正收益，板块内排名靠前，存在行业共振</w:t>
             </w:r>
           </w:p>
         </w:tc>
@@ -3322,13 +3853,55 @@
           <w:b/>
           <w:color w:val="1A1A1A"/>
         </w:rPr>
-        <w:t>风险提示</w:t>
+        <w:t>主力观点：</w:t>
       </w:r>
       <w:r>
         <w:rPr>
           <w:rFonts w:ascii="Microsoft YaHei" w:hAnsi="Microsoft YaHei"/>
         </w:rPr>
-        <w:t>：股价已接近布林上轨（8.80元），短期存在技术性震荡整理的可能；融资余额低位叠加换手率不到0.4%，若午后量能未能持续放大，上攻力度可能减弱。另外关注全球航运局势变化对板块情绪的扰动。</w:t>
+        <w:t xml:space="preserve"> 青岛港今日午间走出 </w:t>
+      </w:r>
+      <w:r>
+        <w:rPr>
+          <w:rFonts w:ascii="Microsoft YaHei" w:hAnsi="Microsoft YaHei"/>
+          <w:b/>
+          <w:color w:val="1A1A1A"/>
+        </w:rPr>
+        <w:t>低开高走</w:t>
+      </w:r>
+      <w:r>
+        <w:rPr>
+          <w:rFonts w:ascii="Microsoft YaHei" w:hAnsi="Microsoft YaHei"/>
+        </w:rPr>
+        <w:t xml:space="preserve"> 的稳健走势，资金全线净流入，量能温和放大，技术面短期多头趋势明确。估值端具备安全边际，板块端存在行业共振。当前唯一需关注的是股价已逼近布林带上轨 </w:t>
+      </w:r>
+      <w:r>
+        <w:rPr>
+          <w:rFonts w:ascii="Microsoft YaHei" w:hAnsi="Microsoft YaHei"/>
+          <w:b/>
+          <w:color w:val="1A1A1A"/>
+        </w:rPr>
+        <w:t>8.80 元</w:t>
+      </w:r>
+      <w:r>
+        <w:rPr>
+          <w:rFonts w:ascii="Microsoft YaHei" w:hAnsi="Microsoft YaHei"/>
+        </w:rPr>
+        <w:t xml:space="preserve">，午后能否有效突破该压力位是后续走势的关键观察点。若放量突破，有望打开新一轮上行空间；若受阻，则大概率在 </w:t>
+      </w:r>
+      <w:r>
+        <w:rPr>
+          <w:rFonts w:ascii="Microsoft YaHei" w:hAnsi="Microsoft YaHei"/>
+          <w:b/>
+          <w:color w:val="1A1A1A"/>
+        </w:rPr>
+        <w:t>8.63（MA5）~8.80（上轨）</w:t>
+      </w:r>
+      <w:r>
+        <w:rPr>
+          <w:rFonts w:ascii="Microsoft YaHei" w:hAnsi="Microsoft YaHei"/>
+        </w:rPr>
+        <w:t xml:space="preserve"> 区间震荡整固。</w:t>
       </w:r>
     </w:p>
     <w:p>
@@ -3336,7 +3909,7 @@
         <w:rPr>
           <w:rFonts w:ascii="Microsoft YaHei" w:hAnsi="Microsoft YaHei"/>
         </w:rPr>
-        <w:t xml:space="preserve">&gt; </w:t>
+        <w:t xml:space="preserve">&gt; ⚠ </w:t>
       </w:r>
       <w:r>
         <w:rPr>
@@ -3344,13 +3917,13 @@
           <w:b/>
           <w:color w:val="1A1A1A"/>
         </w:rPr>
-        <w:t>免责声明</w:t>
+        <w:t>风险提示：</w:t>
       </w:r>
       <w:r>
         <w:rPr>
           <w:rFonts w:ascii="Microsoft YaHei" w:hAnsi="Microsoft YaHei"/>
         </w:rPr>
-        <w:t>：本报告基于公开数据整理分析，不构成投资建议。股市有风险，投资需谨慎。</w:t>
+        <w:t xml:space="preserve"> 以上分析基于午间收盘数据，不构成投资建议。股市有风险，投资需谨慎。</w:t>
       </w:r>
     </w:p>
     <w:sectPr>
